--- a/AMIU_Academic_Handbook_2028.docx
+++ b/AMIU_Academic_Handbook_2028.docx
@@ -83,12 +83,14 @@
             </w:pPr>
             <w:r>
               <w:rPr>
-                <w:rFonts w:ascii="Archivo" w:hAnsi="Archivo"/>
+                <w:rFonts w:ascii="Source Serif 4" w:hAnsi="Source Serif 4"/>
+                <w:i/>
+                <w:smallCaps/>
                 <w:color w:val="8C97AB"/>
-                <w:sz w:val="16"/>
-                <w:spacing w:val="30"/>
-              </w:rPr>
-              <w:t>OFFICE OF ACADEMIC AFFAIRS · POLICY &amp; PROCEDURE EDITION</w:t>
+                <w:sz w:val="18"/>
+                <w:spacing w:val="26"/>
+              </w:rPr>
+              <w:t>Office Of Academic Affairs · Policy &amp; Procedure Edition</w:t>
             </w:r>
           </w:p>
           <w:p>
@@ -99,13 +101,15 @@
             </w:pPr>
             <w:r>
               <w:rPr>
-                <w:rFonts w:ascii="Archivo" w:hAnsi="Archivo"/>
+                <w:rFonts w:ascii="Source Serif 4" w:hAnsi="Source Serif 4"/>
+                <w:i/>
+                <w:smallCaps/>
                 <w:b/>
                 <w:color w:val="B08625"/>
-                <w:sz w:val="24"/>
-                <w:spacing w:val="20"/>
-              </w:rPr>
-              <w:t>AL-MULK INTERNATIONAL UNIVERSITY</w:t>
+                <w:sz w:val="26"/>
+                <w:spacing w:val="16"/>
+              </w:rPr>
+              <w:t>Al-Mulk International University</w:t>
             </w:r>
           </w:p>
           <w:p>
@@ -153,12 +157,14 @@
             </w:pPr>
             <w:r>
               <w:rPr>
-                <w:rFonts w:ascii="Archivo SemiBold" w:hAnsi="Archivo SemiBold"/>
+                <w:rFonts w:ascii="Source Serif 4" w:hAnsi="Source Serif 4"/>
+                <w:i/>
+                <w:smallCaps/>
                 <w:color w:val="8C97AB"/>
-                <w:sz w:val="20"/>
-                <w:spacing w:val="18"/>
-              </w:rPr>
-              <w:t>VOLUME I · FIRST EDITION</w:t>
+                <w:sz w:val="22"/>
+                <w:spacing w:val="14"/>
+              </w:rPr>
+              <w:t>Volume I · First Edition</w:t>
             </w:r>
           </w:p>
           <w:p>
@@ -169,17 +175,21 @@
             </w:pPr>
             <w:r>
               <w:rPr>
-                <w:rFonts w:ascii="Archivo" w:hAnsi="Archivo"/>
+                <w:rFonts w:ascii="Source Serif 4" w:hAnsi="Source Serif 4"/>
+                <w:i/>
+                <w:smallCaps/>
                 <w:color w:val="8C97AB"/>
-                <w:sz w:val="16"/>
-              </w:rPr>
-              <w:t xml:space="preserve">DOCUMENT REFERENCE  </w:t>
-            </w:r>
-            <w:r>
-              <w:rPr>
-                <w:rFonts w:ascii="Archivo SemiBold" w:hAnsi="Archivo SemiBold"/>
+                <w:sz w:val="18"/>
+                <w:spacing w:val="8"/>
+              </w:rPr>
+              <w:t xml:space="preserve">Document Reference  </w:t>
+            </w:r>
+            <w:r>
+              <w:rPr>
+                <w:rFonts w:ascii="Source Serif 4" w:hAnsi="Source Serif 4"/>
+                <w:b/>
+                <w:smallCaps/>
                 <w:color w:val="B08625"/>
-                <w:b/>
                 <w:sz w:val="16"/>
               </w:rPr>
               <w:t>AMIU-ACAH-001</w:t>
@@ -193,9 +203,12 @@
             </w:pPr>
             <w:r>
               <w:rPr>
-                <w:rFonts w:ascii="Archivo" w:hAnsi="Archivo"/>
+                <w:rFonts w:ascii="Source Serif 4" w:hAnsi="Source Serif 4"/>
+                <w:i/>
+                <w:smallCaps/>
                 <w:color w:val="8C97AB"/>
-                <w:sz w:val="15"/>
+                <w:sz w:val="17"/>
+                <w:spacing w:val="8"/>
               </w:rPr>
               <w:t>edu.amiu.com · Texas-Domiciled, Religiously Exempt · Incorporated 6 December 2027</w:t>
             </w:r>
@@ -1945,12 +1958,14 @@
             </w:pPr>
             <w:r>
               <w:rPr>
-                <w:rFonts w:ascii="Archivo" w:hAnsi="Archivo"/>
+                <w:rFonts w:ascii="Source Serif 4" w:hAnsi="Source Serif 4"/>
+                <w:i/>
+                <w:smallCaps/>
                 <w:color w:val="8C97AB"/>
-                <w:sz w:val="17"/>
-                <w:spacing w:val="26"/>
-              </w:rPr>
-              <w:t>ACADEMIC HANDBOOK · POLICY 1 OF 19</w:t>
+                <w:sz w:val="19"/>
+                <w:spacing w:val="14"/>
+              </w:rPr>
+              <w:t>Academic Handbook · Policy 1 of 19</w:t>
             </w:r>
           </w:p>
           <w:p>
@@ -1993,12 +2008,14 @@
             </w:pPr>
             <w:r>
               <w:rPr>
-                <w:rFonts w:ascii="Archivo" w:hAnsi="Archivo"/>
+                <w:rFonts w:ascii="Source Serif 4" w:hAnsi="Source Serif 4"/>
+                <w:i/>
+                <w:smallCaps/>
                 <w:color w:val="8C97AB"/>
-                <w:sz w:val="17"/>
-                <w:spacing w:val="14"/>
-              </w:rPr>
-              <w:t>POLICY STEWARD: PRESIDENT &amp; VICE-CHANCELLOR</w:t>
+                <w:sz w:val="19"/>
+                <w:spacing w:val="10"/>
+              </w:rPr>
+              <w:t>Policy Steward: President &amp; Vice-Chancellor</w:t>
             </w:r>
           </w:p>
           <w:p>
@@ -2024,13 +2041,15 @@
             </w:pPr>
             <w:r>
               <w:rPr>
-                <w:rFonts w:ascii="Archivo" w:hAnsi="Archivo"/>
+                <w:rFonts w:ascii="Source Serif 4" w:hAnsi="Source Serif 4"/>
+                <w:i/>
+                <w:smallCaps/>
+                <w:b/>
                 <w:color w:val="B08625"/>
-                <w:b/>
-                <w:sz w:val="16"/>
-                <w:spacing w:val="20"/>
-              </w:rPr>
-              <w:t>CONTENTS OF THIS POLICY</w:t>
+                <w:sz w:val="18"/>
+                <w:spacing w:val="12"/>
+              </w:rPr>
+              <w:t>Contents of This Policy</w:t>
             </w:r>
           </w:p>
           <w:p>
@@ -4246,12 +4265,14 @@
             </w:pPr>
             <w:r>
               <w:rPr>
-                <w:rFonts w:ascii="Archivo" w:hAnsi="Archivo"/>
+                <w:rFonts w:ascii="Source Serif 4" w:hAnsi="Source Serif 4"/>
+                <w:i/>
+                <w:smallCaps/>
                 <w:color w:val="8C97AB"/>
-                <w:sz w:val="17"/>
-                <w:spacing w:val="26"/>
-              </w:rPr>
-              <w:t>ACADEMIC HANDBOOK · POLICY 2 OF 19</w:t>
+                <w:sz w:val="19"/>
+                <w:spacing w:val="14"/>
+              </w:rPr>
+              <w:t>Academic Handbook · Policy 2 of 19</w:t>
             </w:r>
           </w:p>
           <w:p>
@@ -4294,12 +4315,14 @@
             </w:pPr>
             <w:r>
               <w:rPr>
-                <w:rFonts w:ascii="Archivo" w:hAnsi="Archivo"/>
+                <w:rFonts w:ascii="Source Serif 4" w:hAnsi="Source Serif 4"/>
+                <w:i/>
+                <w:smallCaps/>
                 <w:color w:val="8C97AB"/>
-                <w:sz w:val="17"/>
-                <w:spacing w:val="14"/>
-              </w:rPr>
-              <w:t>POLICY STEWARD: DEPUTY VICE-CHANCELLOR, ACADEMIC AFFAIRS</w:t>
+                <w:sz w:val="19"/>
+                <w:spacing w:val="10"/>
+              </w:rPr>
+              <w:t>Policy Steward: Deputy Vice-Chancellor, Academic Affairs</w:t>
             </w:r>
           </w:p>
           <w:p>
@@ -4325,13 +4348,15 @@
             </w:pPr>
             <w:r>
               <w:rPr>
-                <w:rFonts w:ascii="Archivo" w:hAnsi="Archivo"/>
+                <w:rFonts w:ascii="Source Serif 4" w:hAnsi="Source Serif 4"/>
+                <w:i/>
+                <w:smallCaps/>
+                <w:b/>
                 <w:color w:val="B08625"/>
-                <w:b/>
-                <w:sz w:val="16"/>
-                <w:spacing w:val="20"/>
-              </w:rPr>
-              <w:t>CONTENTS OF THIS POLICY</w:t>
+                <w:sz w:val="18"/>
+                <w:spacing w:val="12"/>
+              </w:rPr>
+              <w:t>Contents of This Policy</w:t>
             </w:r>
           </w:p>
           <w:p>
@@ -6073,12 +6098,14 @@
             </w:pPr>
             <w:r>
               <w:rPr>
-                <w:rFonts w:ascii="Archivo" w:hAnsi="Archivo"/>
+                <w:rFonts w:ascii="Source Serif 4" w:hAnsi="Source Serif 4"/>
+                <w:i/>
+                <w:smallCaps/>
                 <w:color w:val="8C97AB"/>
-                <w:sz w:val="17"/>
-                <w:spacing w:val="26"/>
-              </w:rPr>
-              <w:t>ACADEMIC HANDBOOK · POLICY 3 OF 19</w:t>
+                <w:sz w:val="19"/>
+                <w:spacing w:val="14"/>
+              </w:rPr>
+              <w:t>Academic Handbook · Policy 3 of 19</w:t>
             </w:r>
           </w:p>
           <w:p>
@@ -6121,12 +6148,14 @@
             </w:pPr>
             <w:r>
               <w:rPr>
-                <w:rFonts w:ascii="Archivo" w:hAnsi="Archivo"/>
+                <w:rFonts w:ascii="Source Serif 4" w:hAnsi="Source Serif 4"/>
+                <w:i/>
+                <w:smallCaps/>
                 <w:color w:val="8C97AB"/>
-                <w:sz w:val="17"/>
-                <w:spacing w:val="14"/>
-              </w:rPr>
-              <w:t>POLICY STEWARD: DEPUTY VICE-CHANCELLOR, ACADEMIC AFFAIRS</w:t>
+                <w:sz w:val="19"/>
+                <w:spacing w:val="10"/>
+              </w:rPr>
+              <w:t>Policy Steward: Deputy Vice-Chancellor, Academic Affairs</w:t>
             </w:r>
           </w:p>
           <w:p>
@@ -6152,13 +6181,15 @@
             </w:pPr>
             <w:r>
               <w:rPr>
-                <w:rFonts w:ascii="Archivo" w:hAnsi="Archivo"/>
+                <w:rFonts w:ascii="Source Serif 4" w:hAnsi="Source Serif 4"/>
+                <w:i/>
+                <w:smallCaps/>
+                <w:b/>
                 <w:color w:val="B08625"/>
-                <w:b/>
-                <w:sz w:val="16"/>
-                <w:spacing w:val="20"/>
-              </w:rPr>
-              <w:t>CONTENTS OF THIS POLICY</w:t>
+                <w:sz w:val="18"/>
+                <w:spacing w:val="12"/>
+              </w:rPr>
+              <w:t>Contents of This Policy</w:t>
             </w:r>
           </w:p>
           <w:p>
@@ -7710,12 +7741,14 @@
             </w:pPr>
             <w:r>
               <w:rPr>
-                <w:rFonts w:ascii="Archivo" w:hAnsi="Archivo"/>
+                <w:rFonts w:ascii="Source Serif 4" w:hAnsi="Source Serif 4"/>
+                <w:i/>
+                <w:smallCaps/>
                 <w:color w:val="8C97AB"/>
-                <w:sz w:val="17"/>
-                <w:spacing w:val="26"/>
-              </w:rPr>
-              <w:t>ACADEMIC HANDBOOK · POLICY 4 OF 19</w:t>
+                <w:sz w:val="19"/>
+                <w:spacing w:val="14"/>
+              </w:rPr>
+              <w:t>Academic Handbook · Policy 4 of 19</w:t>
             </w:r>
           </w:p>
           <w:p>
@@ -7758,12 +7791,14 @@
             </w:pPr>
             <w:r>
               <w:rPr>
-                <w:rFonts w:ascii="Archivo" w:hAnsi="Archivo"/>
+                <w:rFonts w:ascii="Source Serif 4" w:hAnsi="Source Serif 4"/>
+                <w:i/>
+                <w:smallCaps/>
                 <w:color w:val="8C97AB"/>
-                <w:sz w:val="17"/>
-                <w:spacing w:val="14"/>
-              </w:rPr>
-              <w:t>POLICY STEWARD: DEPUTY VICE-CHANCELLOR, ACADEMIC AFFAIRS</w:t>
+                <w:sz w:val="19"/>
+                <w:spacing w:val="10"/>
+              </w:rPr>
+              <w:t>Policy Steward: Deputy Vice-Chancellor, Academic Affairs</w:t>
             </w:r>
           </w:p>
           <w:p>
@@ -7789,13 +7824,15 @@
             </w:pPr>
             <w:r>
               <w:rPr>
-                <w:rFonts w:ascii="Archivo" w:hAnsi="Archivo"/>
+                <w:rFonts w:ascii="Source Serif 4" w:hAnsi="Source Serif 4"/>
+                <w:i/>
+                <w:smallCaps/>
+                <w:b/>
                 <w:color w:val="B08625"/>
-                <w:b/>
-                <w:sz w:val="16"/>
-                <w:spacing w:val="20"/>
-              </w:rPr>
-              <w:t>CONTENTS OF THIS POLICY</w:t>
+                <w:sz w:val="18"/>
+                <w:spacing w:val="12"/>
+              </w:rPr>
+              <w:t>Contents of This Policy</w:t>
             </w:r>
           </w:p>
           <w:p>
@@ -10196,12 +10233,14 @@
             </w:pPr>
             <w:r>
               <w:rPr>
-                <w:rFonts w:ascii="Archivo" w:hAnsi="Archivo"/>
+                <w:rFonts w:ascii="Source Serif 4" w:hAnsi="Source Serif 4"/>
+                <w:i/>
+                <w:smallCaps/>
                 <w:color w:val="8C97AB"/>
-                <w:sz w:val="17"/>
-                <w:spacing w:val="26"/>
-              </w:rPr>
-              <w:t>ACADEMIC HANDBOOK · POLICY 5 OF 19</w:t>
+                <w:sz w:val="19"/>
+                <w:spacing w:val="14"/>
+              </w:rPr>
+              <w:t>Academic Handbook · Policy 5 of 19</w:t>
             </w:r>
           </w:p>
           <w:p>
@@ -10244,12 +10283,14 @@
             </w:pPr>
             <w:r>
               <w:rPr>
-                <w:rFonts w:ascii="Archivo" w:hAnsi="Archivo"/>
+                <w:rFonts w:ascii="Source Serif 4" w:hAnsi="Source Serif 4"/>
+                <w:i/>
+                <w:smallCaps/>
                 <w:color w:val="8C97AB"/>
-                <w:sz w:val="17"/>
-                <w:spacing w:val="14"/>
-              </w:rPr>
-              <w:t>POLICY STEWARD: DEPUTY VICE-CHANCELLOR, ACADEMIC AFFAIRS</w:t>
+                <w:sz w:val="19"/>
+                <w:spacing w:val="10"/>
+              </w:rPr>
+              <w:t>Policy Steward: Deputy Vice-Chancellor, Academic Affairs</w:t>
             </w:r>
           </w:p>
           <w:p>
@@ -10275,13 +10316,15 @@
             </w:pPr>
             <w:r>
               <w:rPr>
-                <w:rFonts w:ascii="Archivo" w:hAnsi="Archivo"/>
+                <w:rFonts w:ascii="Source Serif 4" w:hAnsi="Source Serif 4"/>
+                <w:i/>
+                <w:smallCaps/>
+                <w:b/>
                 <w:color w:val="B08625"/>
-                <w:b/>
-                <w:sz w:val="16"/>
-                <w:spacing w:val="20"/>
-              </w:rPr>
-              <w:t>CONTENTS OF THIS POLICY</w:t>
+                <w:sz w:val="18"/>
+                <w:spacing w:val="12"/>
+              </w:rPr>
+              <w:t>Contents of This Policy</w:t>
             </w:r>
           </w:p>
           <w:p>
@@ -12336,12 +12379,14 @@
             </w:pPr>
             <w:r>
               <w:rPr>
-                <w:rFonts w:ascii="Archivo" w:hAnsi="Archivo"/>
+                <w:rFonts w:ascii="Source Serif 4" w:hAnsi="Source Serif 4"/>
+                <w:i/>
+                <w:smallCaps/>
                 <w:color w:val="8C97AB"/>
-                <w:sz w:val="17"/>
-                <w:spacing w:val="26"/>
-              </w:rPr>
-              <w:t>ACADEMIC HANDBOOK · POLICY 6 OF 19</w:t>
+                <w:sz w:val="19"/>
+                <w:spacing w:val="14"/>
+              </w:rPr>
+              <w:t>Academic Handbook · Policy 6 of 19</w:t>
             </w:r>
           </w:p>
           <w:p>
@@ -12384,12 +12429,14 @@
             </w:pPr>
             <w:r>
               <w:rPr>
-                <w:rFonts w:ascii="Archivo" w:hAnsi="Archivo"/>
+                <w:rFonts w:ascii="Source Serif 4" w:hAnsi="Source Serif 4"/>
+                <w:i/>
+                <w:smallCaps/>
                 <w:color w:val="8C97AB"/>
-                <w:sz w:val="17"/>
-                <w:spacing w:val="14"/>
-              </w:rPr>
-              <w:t>POLICY STEWARD: DEPUTY VICE-CHANCELLOR, ACADEMIC AFFAIRS</w:t>
+                <w:sz w:val="19"/>
+                <w:spacing w:val="10"/>
+              </w:rPr>
+              <w:t>Policy Steward: Deputy Vice-Chancellor, Academic Affairs</w:t>
             </w:r>
           </w:p>
           <w:p>
@@ -12415,13 +12462,15 @@
             </w:pPr>
             <w:r>
               <w:rPr>
-                <w:rFonts w:ascii="Archivo" w:hAnsi="Archivo"/>
+                <w:rFonts w:ascii="Source Serif 4" w:hAnsi="Source Serif 4"/>
+                <w:i/>
+                <w:smallCaps/>
+                <w:b/>
                 <w:color w:val="B08625"/>
-                <w:b/>
-                <w:sz w:val="16"/>
-                <w:spacing w:val="20"/>
-              </w:rPr>
-              <w:t>CONTENTS OF THIS POLICY</w:t>
+                <w:sz w:val="18"/>
+                <w:spacing w:val="12"/>
+              </w:rPr>
+              <w:t>Contents of This Policy</w:t>
             </w:r>
           </w:p>
           <w:p>
@@ -13954,12 +14003,14 @@
             </w:pPr>
             <w:r>
               <w:rPr>
-                <w:rFonts w:ascii="Archivo" w:hAnsi="Archivo"/>
+                <w:rFonts w:ascii="Source Serif 4" w:hAnsi="Source Serif 4"/>
+                <w:i/>
+                <w:smallCaps/>
                 <w:color w:val="8C97AB"/>
-                <w:sz w:val="17"/>
-                <w:spacing w:val="26"/>
-              </w:rPr>
-              <w:t>ACADEMIC HANDBOOK · POLICY 7 OF 19</w:t>
+                <w:sz w:val="19"/>
+                <w:spacing w:val="14"/>
+              </w:rPr>
+              <w:t>Academic Handbook · Policy 7 of 19</w:t>
             </w:r>
           </w:p>
           <w:p>
@@ -14002,12 +14053,14 @@
             </w:pPr>
             <w:r>
               <w:rPr>
-                <w:rFonts w:ascii="Archivo" w:hAnsi="Archivo"/>
+                <w:rFonts w:ascii="Source Serif 4" w:hAnsi="Source Serif 4"/>
+                <w:i/>
+                <w:smallCaps/>
                 <w:color w:val="8C97AB"/>
-                <w:sz w:val="17"/>
-                <w:spacing w:val="14"/>
-              </w:rPr>
-              <w:t>POLICY STEWARD: CHAIR, ACADEMIC STANDARDS COMMITTEE</w:t>
+                <w:sz w:val="19"/>
+                <w:spacing w:val="10"/>
+              </w:rPr>
+              <w:t>Policy Steward: Chair, Academic Standards Committee</w:t>
             </w:r>
           </w:p>
           <w:p>
@@ -14033,13 +14086,15 @@
             </w:pPr>
             <w:r>
               <w:rPr>
-                <w:rFonts w:ascii="Archivo" w:hAnsi="Archivo"/>
+                <w:rFonts w:ascii="Source Serif 4" w:hAnsi="Source Serif 4"/>
+                <w:i/>
+                <w:smallCaps/>
+                <w:b/>
                 <w:color w:val="B08625"/>
-                <w:b/>
-                <w:sz w:val="16"/>
-                <w:spacing w:val="20"/>
-              </w:rPr>
-              <w:t>CONTENTS OF THIS POLICY</w:t>
+                <w:sz w:val="18"/>
+                <w:spacing w:val="12"/>
+              </w:rPr>
+              <w:t>Contents of This Policy</w:t>
             </w:r>
           </w:p>
           <w:p>
@@ -15515,12 +15570,14 @@
             </w:pPr>
             <w:r>
               <w:rPr>
-                <w:rFonts w:ascii="Archivo" w:hAnsi="Archivo"/>
+                <w:rFonts w:ascii="Source Serif 4" w:hAnsi="Source Serif 4"/>
+                <w:i/>
+                <w:smallCaps/>
                 <w:color w:val="8C97AB"/>
-                <w:sz w:val="17"/>
-                <w:spacing w:val="26"/>
-              </w:rPr>
-              <w:t>ACADEMIC HANDBOOK · POLICY 8 OF 19</w:t>
+                <w:sz w:val="19"/>
+                <w:spacing w:val="14"/>
+              </w:rPr>
+              <w:t>Academic Handbook · Policy 8 of 19</w:t>
             </w:r>
           </w:p>
           <w:p>
@@ -15563,12 +15620,14 @@
             </w:pPr>
             <w:r>
               <w:rPr>
-                <w:rFonts w:ascii="Archivo" w:hAnsi="Archivo"/>
+                <w:rFonts w:ascii="Source Serif 4" w:hAnsi="Source Serif 4"/>
+                <w:i/>
+                <w:smallCaps/>
                 <w:color w:val="8C97AB"/>
-                <w:sz w:val="17"/>
-                <w:spacing w:val="14"/>
-              </w:rPr>
-              <w:t>POLICY STEWARD: DEPUTY VICE-CHANCELLOR, ACADEMIC AFFAIRS</w:t>
+                <w:sz w:val="19"/>
+                <w:spacing w:val="10"/>
+              </w:rPr>
+              <w:t>Policy Steward: Deputy Vice-Chancellor, Academic Affairs</w:t>
             </w:r>
           </w:p>
           <w:p>
@@ -15594,13 +15653,15 @@
             </w:pPr>
             <w:r>
               <w:rPr>
-                <w:rFonts w:ascii="Archivo" w:hAnsi="Archivo"/>
+                <w:rFonts w:ascii="Source Serif 4" w:hAnsi="Source Serif 4"/>
+                <w:i/>
+                <w:smallCaps/>
+                <w:b/>
                 <w:color w:val="B08625"/>
-                <w:b/>
-                <w:sz w:val="16"/>
-                <w:spacing w:val="20"/>
-              </w:rPr>
-              <w:t>CONTENTS OF THIS POLICY</w:t>
+                <w:sz w:val="18"/>
+                <w:spacing w:val="12"/>
+              </w:rPr>
+              <w:t>Contents of This Policy</w:t>
             </w:r>
           </w:p>
           <w:p>
@@ -16943,12 +17004,14 @@
             </w:pPr>
             <w:r>
               <w:rPr>
-                <w:rFonts w:ascii="Archivo" w:hAnsi="Archivo"/>
+                <w:rFonts w:ascii="Source Serif 4" w:hAnsi="Source Serif 4"/>
+                <w:i/>
+                <w:smallCaps/>
                 <w:color w:val="8C97AB"/>
-                <w:sz w:val="17"/>
-                <w:spacing w:val="26"/>
-              </w:rPr>
-              <w:t>ACADEMIC HANDBOOK · POLICY 9 OF 19</w:t>
+                <w:sz w:val="19"/>
+                <w:spacing w:val="14"/>
+              </w:rPr>
+              <w:t>Academic Handbook · Policy 9 of 19</w:t>
             </w:r>
           </w:p>
           <w:p>
@@ -16991,12 +17054,14 @@
             </w:pPr>
             <w:r>
               <w:rPr>
-                <w:rFonts w:ascii="Archivo" w:hAnsi="Archivo"/>
+                <w:rFonts w:ascii="Source Serif 4" w:hAnsi="Source Serif 4"/>
+                <w:i/>
+                <w:smallCaps/>
                 <w:color w:val="8C97AB"/>
-                <w:sz w:val="17"/>
-                <w:spacing w:val="14"/>
-              </w:rPr>
-              <w:t>POLICY STEWARD: UNIVERSITY REGISTRAR</w:t>
+                <w:sz w:val="19"/>
+                <w:spacing w:val="10"/>
+              </w:rPr>
+              <w:t>Policy Steward: University Registrar</w:t>
             </w:r>
           </w:p>
           <w:p>
@@ -17022,13 +17087,15 @@
             </w:pPr>
             <w:r>
               <w:rPr>
-                <w:rFonts w:ascii="Archivo" w:hAnsi="Archivo"/>
+                <w:rFonts w:ascii="Source Serif 4" w:hAnsi="Source Serif 4"/>
+                <w:i/>
+                <w:smallCaps/>
+                <w:b/>
                 <w:color w:val="B08625"/>
-                <w:b/>
-                <w:sz w:val="16"/>
-                <w:spacing w:val="20"/>
-              </w:rPr>
-              <w:t>CONTENTS OF THIS POLICY</w:t>
+                <w:sz w:val="18"/>
+                <w:spacing w:val="12"/>
+              </w:rPr>
+              <w:t>Contents of This Policy</w:t>
             </w:r>
           </w:p>
           <w:p>
@@ -18503,12 +18570,14 @@
             </w:pPr>
             <w:r>
               <w:rPr>
-                <w:rFonts w:ascii="Archivo" w:hAnsi="Archivo"/>
+                <w:rFonts w:ascii="Source Serif 4" w:hAnsi="Source Serif 4"/>
+                <w:i/>
+                <w:smallCaps/>
                 <w:color w:val="8C97AB"/>
-                <w:sz w:val="17"/>
-                <w:spacing w:val="26"/>
-              </w:rPr>
-              <w:t>ACADEMIC HANDBOOK · POLICY 10 OF 19</w:t>
+                <w:sz w:val="19"/>
+                <w:spacing w:val="14"/>
+              </w:rPr>
+              <w:t>Academic Handbook · Policy 10 of 19</w:t>
             </w:r>
           </w:p>
           <w:p>
@@ -18551,12 +18620,14 @@
             </w:pPr>
             <w:r>
               <w:rPr>
-                <w:rFonts w:ascii="Archivo" w:hAnsi="Archivo"/>
+                <w:rFonts w:ascii="Source Serif 4" w:hAnsi="Source Serif 4"/>
+                <w:i/>
+                <w:smallCaps/>
                 <w:color w:val="8C97AB"/>
-                <w:sz w:val="17"/>
-                <w:spacing w:val="14"/>
-              </w:rPr>
-              <w:t>POLICY STEWARD: UNIVERSITY REGISTRAR</w:t>
+                <w:sz w:val="19"/>
+                <w:spacing w:val="10"/>
+              </w:rPr>
+              <w:t>Policy Steward: University Registrar</w:t>
             </w:r>
           </w:p>
           <w:p>
@@ -18582,13 +18653,15 @@
             </w:pPr>
             <w:r>
               <w:rPr>
-                <w:rFonts w:ascii="Archivo" w:hAnsi="Archivo"/>
+                <w:rFonts w:ascii="Source Serif 4" w:hAnsi="Source Serif 4"/>
+                <w:i/>
+                <w:smallCaps/>
+                <w:b/>
                 <w:color w:val="B08625"/>
-                <w:b/>
-                <w:sz w:val="16"/>
-                <w:spacing w:val="20"/>
-              </w:rPr>
-              <w:t>CONTENTS OF THIS POLICY</w:t>
+                <w:sz w:val="18"/>
+                <w:spacing w:val="12"/>
+              </w:rPr>
+              <w:t>Contents of This Policy</w:t>
             </w:r>
           </w:p>
           <w:p>
@@ -20039,12 +20112,14 @@
             </w:pPr>
             <w:r>
               <w:rPr>
-                <w:rFonts w:ascii="Archivo" w:hAnsi="Archivo"/>
+                <w:rFonts w:ascii="Source Serif 4" w:hAnsi="Source Serif 4"/>
+                <w:i/>
+                <w:smallCaps/>
                 <w:color w:val="8C97AB"/>
-                <w:sz w:val="17"/>
-                <w:spacing w:val="26"/>
-              </w:rPr>
-              <w:t>ACADEMIC HANDBOOK · POLICY 11 OF 19</w:t>
+                <w:sz w:val="19"/>
+                <w:spacing w:val="14"/>
+              </w:rPr>
+              <w:t>Academic Handbook · Policy 11 of 19</w:t>
             </w:r>
           </w:p>
           <w:p>
@@ -20087,12 +20162,14 @@
             </w:pPr>
             <w:r>
               <w:rPr>
-                <w:rFonts w:ascii="Archivo" w:hAnsi="Archivo"/>
+                <w:rFonts w:ascii="Source Serif 4" w:hAnsi="Source Serif 4"/>
+                <w:i/>
+                <w:smallCaps/>
                 <w:color w:val="8C97AB"/>
-                <w:sz w:val="17"/>
-                <w:spacing w:val="14"/>
-              </w:rPr>
-              <w:t>POLICY STEWARD: UNIVERSITY REGISTRAR</w:t>
+                <w:sz w:val="19"/>
+                <w:spacing w:val="10"/>
+              </w:rPr>
+              <w:t>Policy Steward: University Registrar</w:t>
             </w:r>
           </w:p>
           <w:p>
@@ -20118,13 +20195,15 @@
             </w:pPr>
             <w:r>
               <w:rPr>
-                <w:rFonts w:ascii="Archivo" w:hAnsi="Archivo"/>
+                <w:rFonts w:ascii="Source Serif 4" w:hAnsi="Source Serif 4"/>
+                <w:i/>
+                <w:smallCaps/>
+                <w:b/>
                 <w:color w:val="B08625"/>
-                <w:b/>
-                <w:sz w:val="16"/>
-                <w:spacing w:val="20"/>
-              </w:rPr>
-              <w:t>CONTENTS OF THIS POLICY</w:t>
+                <w:sz w:val="18"/>
+                <w:spacing w:val="12"/>
+              </w:rPr>
+              <w:t>Contents of This Policy</w:t>
             </w:r>
           </w:p>
           <w:p>
@@ -21235,12 +21314,14 @@
             </w:pPr>
             <w:r>
               <w:rPr>
-                <w:rFonts w:ascii="Archivo" w:hAnsi="Archivo"/>
+                <w:rFonts w:ascii="Source Serif 4" w:hAnsi="Source Serif 4"/>
+                <w:i/>
+                <w:smallCaps/>
                 <w:color w:val="8C97AB"/>
-                <w:sz w:val="17"/>
-                <w:spacing w:val="26"/>
-              </w:rPr>
-              <w:t>ACADEMIC HANDBOOK · POLICY 12 OF 19</w:t>
+                <w:sz w:val="19"/>
+                <w:spacing w:val="14"/>
+              </w:rPr>
+              <w:t>Academic Handbook · Policy 12 of 19</w:t>
             </w:r>
           </w:p>
           <w:p>
@@ -21283,12 +21364,14 @@
             </w:pPr>
             <w:r>
               <w:rPr>
-                <w:rFonts w:ascii="Archivo" w:hAnsi="Archivo"/>
+                <w:rFonts w:ascii="Source Serif 4" w:hAnsi="Source Serif 4"/>
+                <w:i/>
+                <w:smallCaps/>
                 <w:color w:val="8C97AB"/>
-                <w:sz w:val="17"/>
-                <w:spacing w:val="14"/>
-              </w:rPr>
-              <w:t>POLICY STEWARD: UNIVERSITY REGISTRAR</w:t>
+                <w:sz w:val="19"/>
+                <w:spacing w:val="10"/>
+              </w:rPr>
+              <w:t>Policy Steward: University Registrar</w:t>
             </w:r>
           </w:p>
           <w:p>
@@ -21314,13 +21397,15 @@
             </w:pPr>
             <w:r>
               <w:rPr>
-                <w:rFonts w:ascii="Archivo" w:hAnsi="Archivo"/>
+                <w:rFonts w:ascii="Source Serif 4" w:hAnsi="Source Serif 4"/>
+                <w:i/>
+                <w:smallCaps/>
+                <w:b/>
                 <w:color w:val="B08625"/>
-                <w:b/>
-                <w:sz w:val="16"/>
-                <w:spacing w:val="20"/>
-              </w:rPr>
-              <w:t>CONTENTS OF THIS POLICY</w:t>
+                <w:sz w:val="18"/>
+                <w:spacing w:val="12"/>
+              </w:rPr>
+              <w:t>Contents of This Policy</w:t>
             </w:r>
           </w:p>
           <w:p>
@@ -23154,12 +23239,14 @@
             </w:pPr>
             <w:r>
               <w:rPr>
-                <w:rFonts w:ascii="Archivo" w:hAnsi="Archivo"/>
+                <w:rFonts w:ascii="Source Serif 4" w:hAnsi="Source Serif 4"/>
+                <w:i/>
+                <w:smallCaps/>
                 <w:color w:val="8C97AB"/>
-                <w:sz w:val="17"/>
-                <w:spacing w:val="26"/>
-              </w:rPr>
-              <w:t>ACADEMIC HANDBOOK · POLICY 13 OF 19</w:t>
+                <w:sz w:val="19"/>
+                <w:spacing w:val="14"/>
+              </w:rPr>
+              <w:t>Academic Handbook · Policy 13 of 19</w:t>
             </w:r>
           </w:p>
           <w:p>
@@ -23202,12 +23289,14 @@
             </w:pPr>
             <w:r>
               <w:rPr>
-                <w:rFonts w:ascii="Archivo" w:hAnsi="Archivo"/>
+                <w:rFonts w:ascii="Source Serif 4" w:hAnsi="Source Serif 4"/>
+                <w:i/>
+                <w:smallCaps/>
                 <w:color w:val="8C97AB"/>
-                <w:sz w:val="17"/>
-                <w:spacing w:val="14"/>
-              </w:rPr>
-              <w:t>POLICY STEWARD: DEPUTY VICE-CHANCELLOR, ACADEMIC AFFAIRS</w:t>
+                <w:sz w:val="19"/>
+                <w:spacing w:val="10"/>
+              </w:rPr>
+              <w:t>Policy Steward: Deputy Vice-Chancellor, Academic Affairs</w:t>
             </w:r>
           </w:p>
           <w:p>
@@ -23233,13 +23322,15 @@
             </w:pPr>
             <w:r>
               <w:rPr>
-                <w:rFonts w:ascii="Archivo" w:hAnsi="Archivo"/>
+                <w:rFonts w:ascii="Source Serif 4" w:hAnsi="Source Serif 4"/>
+                <w:i/>
+                <w:smallCaps/>
+                <w:b/>
                 <w:color w:val="B08625"/>
-                <w:b/>
-                <w:sz w:val="16"/>
-                <w:spacing w:val="20"/>
-              </w:rPr>
-              <w:t>CONTENTS OF THIS POLICY</w:t>
+                <w:sz w:val="18"/>
+                <w:spacing w:val="12"/>
+              </w:rPr>
+              <w:t>Contents of This Policy</w:t>
             </w:r>
           </w:p>
           <w:p>
@@ -25102,12 +25193,14 @@
             </w:pPr>
             <w:r>
               <w:rPr>
-                <w:rFonts w:ascii="Archivo" w:hAnsi="Archivo"/>
+                <w:rFonts w:ascii="Source Serif 4" w:hAnsi="Source Serif 4"/>
+                <w:i/>
+                <w:smallCaps/>
                 <w:color w:val="8C97AB"/>
-                <w:sz w:val="17"/>
-                <w:spacing w:val="26"/>
-              </w:rPr>
-              <w:t>ACADEMIC HANDBOOK · POLICY 14 OF 19</w:t>
+                <w:sz w:val="19"/>
+                <w:spacing w:val="14"/>
+              </w:rPr>
+              <w:t>Academic Handbook · Policy 14 of 19</w:t>
             </w:r>
           </w:p>
           <w:p>
@@ -25150,12 +25243,14 @@
             </w:pPr>
             <w:r>
               <w:rPr>
-                <w:rFonts w:ascii="Archivo" w:hAnsi="Archivo"/>
+                <w:rFonts w:ascii="Source Serif 4" w:hAnsi="Source Serif 4"/>
+                <w:i/>
+                <w:smallCaps/>
                 <w:color w:val="8C97AB"/>
-                <w:sz w:val="17"/>
-                <w:spacing w:val="14"/>
-              </w:rPr>
-              <w:t>POLICY STEWARD: DEPUTY VICE-CHANCELLOR, ACADEMIC AFFAIRS</w:t>
+                <w:sz w:val="19"/>
+                <w:spacing w:val="10"/>
+              </w:rPr>
+              <w:t>Policy Steward: Deputy Vice-Chancellor, Academic Affairs</w:t>
             </w:r>
           </w:p>
           <w:p>
@@ -25181,13 +25276,15 @@
             </w:pPr>
             <w:r>
               <w:rPr>
-                <w:rFonts w:ascii="Archivo" w:hAnsi="Archivo"/>
+                <w:rFonts w:ascii="Source Serif 4" w:hAnsi="Source Serif 4"/>
+                <w:i/>
+                <w:smallCaps/>
+                <w:b/>
                 <w:color w:val="B08625"/>
-                <w:b/>
-                <w:sz w:val="16"/>
-                <w:spacing w:val="20"/>
-              </w:rPr>
-              <w:t>CONTENTS OF THIS POLICY</w:t>
+                <w:sz w:val="18"/>
+                <w:spacing w:val="12"/>
+              </w:rPr>
+              <w:t>Contents of This Policy</w:t>
             </w:r>
           </w:p>
           <w:p>
@@ -26478,12 +26575,14 @@
             </w:pPr>
             <w:r>
               <w:rPr>
-                <w:rFonts w:ascii="Archivo" w:hAnsi="Archivo"/>
+                <w:rFonts w:ascii="Source Serif 4" w:hAnsi="Source Serif 4"/>
+                <w:i/>
+                <w:smallCaps/>
                 <w:color w:val="8C97AB"/>
-                <w:sz w:val="17"/>
-                <w:spacing w:val="26"/>
-              </w:rPr>
-              <w:t>ACADEMIC HANDBOOK · POLICY 15 OF 19</w:t>
+                <w:sz w:val="19"/>
+                <w:spacing w:val="14"/>
+              </w:rPr>
+              <w:t>Academic Handbook · Policy 15 of 19</w:t>
             </w:r>
           </w:p>
           <w:p>
@@ -26526,12 +26625,14 @@
             </w:pPr>
             <w:r>
               <w:rPr>
-                <w:rFonts w:ascii="Archivo" w:hAnsi="Archivo"/>
+                <w:rFonts w:ascii="Source Serif 4" w:hAnsi="Source Serif 4"/>
+                <w:i/>
+                <w:smallCaps/>
                 <w:color w:val="8C97AB"/>
-                <w:sz w:val="17"/>
-                <w:spacing w:val="14"/>
-              </w:rPr>
-              <w:t>POLICY STEWARD: DEPUTY VICE-CHANCELLOR, ACADEMIC AFFAIRS</w:t>
+                <w:sz w:val="19"/>
+                <w:spacing w:val="10"/>
+              </w:rPr>
+              <w:t>Policy Steward: Deputy Vice-Chancellor, Academic Affairs</w:t>
             </w:r>
           </w:p>
           <w:p>
@@ -26557,13 +26658,15 @@
             </w:pPr>
             <w:r>
               <w:rPr>
-                <w:rFonts w:ascii="Archivo" w:hAnsi="Archivo"/>
+                <w:rFonts w:ascii="Source Serif 4" w:hAnsi="Source Serif 4"/>
+                <w:i/>
+                <w:smallCaps/>
+                <w:b/>
                 <w:color w:val="B08625"/>
-                <w:b/>
-                <w:sz w:val="16"/>
-                <w:spacing w:val="20"/>
-              </w:rPr>
-              <w:t>CONTENTS OF THIS POLICY</w:t>
+                <w:sz w:val="18"/>
+                <w:spacing w:val="12"/>
+              </w:rPr>
+              <w:t>Contents of This Policy</w:t>
             </w:r>
           </w:p>
           <w:p>
@@ -27731,12 +27834,14 @@
             </w:pPr>
             <w:r>
               <w:rPr>
-                <w:rFonts w:ascii="Archivo" w:hAnsi="Archivo"/>
+                <w:rFonts w:ascii="Source Serif 4" w:hAnsi="Source Serif 4"/>
+                <w:i/>
+                <w:smallCaps/>
                 <w:color w:val="8C97AB"/>
-                <w:sz w:val="17"/>
-                <w:spacing w:val="26"/>
-              </w:rPr>
-              <w:t>ACADEMIC HANDBOOK · POLICY 16 OF 19</w:t>
+                <w:sz w:val="19"/>
+                <w:spacing w:val="14"/>
+              </w:rPr>
+              <w:t>Academic Handbook · Policy 16 of 19</w:t>
             </w:r>
           </w:p>
           <w:p>
@@ -27779,12 +27884,14 @@
             </w:pPr>
             <w:r>
               <w:rPr>
-                <w:rFonts w:ascii="Archivo" w:hAnsi="Archivo"/>
+                <w:rFonts w:ascii="Source Serif 4" w:hAnsi="Source Serif 4"/>
+                <w:i/>
+                <w:smallCaps/>
                 <w:color w:val="8C97AB"/>
-                <w:sz w:val="17"/>
-                <w:spacing w:val="14"/>
-              </w:rPr>
-              <w:t>POLICY STEWARD: DEPUTY VICE-CHANCELLOR, ACADEMIC AFFAIRS</w:t>
+                <w:sz w:val="19"/>
+                <w:spacing w:val="10"/>
+              </w:rPr>
+              <w:t>Policy Steward: Deputy Vice-Chancellor, Academic Affairs</w:t>
             </w:r>
           </w:p>
           <w:p>
@@ -27810,13 +27917,15 @@
             </w:pPr>
             <w:r>
               <w:rPr>
-                <w:rFonts w:ascii="Archivo" w:hAnsi="Archivo"/>
+                <w:rFonts w:ascii="Source Serif 4" w:hAnsi="Source Serif 4"/>
+                <w:i/>
+                <w:smallCaps/>
+                <w:b/>
                 <w:color w:val="B08625"/>
-                <w:b/>
-                <w:sz w:val="16"/>
-                <w:spacing w:val="20"/>
-              </w:rPr>
-              <w:t>CONTENTS OF THIS POLICY</w:t>
+                <w:sz w:val="18"/>
+                <w:spacing w:val="12"/>
+              </w:rPr>
+              <w:t>Contents of This Policy</w:t>
             </w:r>
           </w:p>
           <w:p>
@@ -29055,12 +29164,14 @@
             </w:pPr>
             <w:r>
               <w:rPr>
-                <w:rFonts w:ascii="Archivo" w:hAnsi="Archivo"/>
+                <w:rFonts w:ascii="Source Serif 4" w:hAnsi="Source Serif 4"/>
+                <w:i/>
+                <w:smallCaps/>
                 <w:color w:val="8C97AB"/>
-                <w:sz w:val="17"/>
-                <w:spacing w:val="26"/>
-              </w:rPr>
-              <w:t>ACADEMIC HANDBOOK · POLICY 17 OF 19</w:t>
+                <w:sz w:val="19"/>
+                <w:spacing w:val="14"/>
+              </w:rPr>
+              <w:t>Academic Handbook · Policy 17 of 19</w:t>
             </w:r>
           </w:p>
           <w:p>
@@ -29103,12 +29214,14 @@
             </w:pPr>
             <w:r>
               <w:rPr>
-                <w:rFonts w:ascii="Archivo" w:hAnsi="Archivo"/>
+                <w:rFonts w:ascii="Source Serif 4" w:hAnsi="Source Serif 4"/>
+                <w:i/>
+                <w:smallCaps/>
                 <w:color w:val="8C97AB"/>
-                <w:sz w:val="17"/>
-                <w:spacing w:val="14"/>
-              </w:rPr>
-              <w:t>POLICY STEWARD: DIRECTOR, INFORMATION TECHNOLOGY</w:t>
+                <w:sz w:val="19"/>
+                <w:spacing w:val="10"/>
+              </w:rPr>
+              <w:t>Policy Steward: Director, Information Technology</w:t>
             </w:r>
           </w:p>
           <w:p>
@@ -29134,13 +29247,15 @@
             </w:pPr>
             <w:r>
               <w:rPr>
-                <w:rFonts w:ascii="Archivo" w:hAnsi="Archivo"/>
+                <w:rFonts w:ascii="Source Serif 4" w:hAnsi="Source Serif 4"/>
+                <w:i/>
+                <w:smallCaps/>
+                <w:b/>
                 <w:color w:val="B08625"/>
-                <w:b/>
-                <w:sz w:val="16"/>
-                <w:spacing w:val="20"/>
-              </w:rPr>
-              <w:t>CONTENTS OF THIS POLICY</w:t>
+                <w:sz w:val="18"/>
+                <w:spacing w:val="12"/>
+              </w:rPr>
+              <w:t>Contents of This Policy</w:t>
             </w:r>
           </w:p>
           <w:p>
@@ -30317,12 +30432,14 @@
             </w:pPr>
             <w:r>
               <w:rPr>
-                <w:rFonts w:ascii="Archivo" w:hAnsi="Archivo"/>
+                <w:rFonts w:ascii="Source Serif 4" w:hAnsi="Source Serif 4"/>
+                <w:i/>
+                <w:smallCaps/>
                 <w:color w:val="8C97AB"/>
-                <w:sz w:val="17"/>
-                <w:spacing w:val="26"/>
-              </w:rPr>
-              <w:t>ACADEMIC HANDBOOK · POLICY 18 OF 19</w:t>
+                <w:sz w:val="19"/>
+                <w:spacing w:val="14"/>
+              </w:rPr>
+              <w:t>Academic Handbook · Policy 18 of 19</w:t>
             </w:r>
           </w:p>
           <w:p>
@@ -30365,12 +30482,14 @@
             </w:pPr>
             <w:r>
               <w:rPr>
-                <w:rFonts w:ascii="Archivo" w:hAnsi="Archivo"/>
+                <w:rFonts w:ascii="Source Serif 4" w:hAnsi="Source Serif 4"/>
+                <w:i/>
+                <w:smallCaps/>
                 <w:color w:val="8C97AB"/>
-                <w:sz w:val="17"/>
-                <w:spacing w:val="14"/>
-              </w:rPr>
-              <w:t>POLICY STEWARD: DEPUTY VICE-CHANCELLOR, ACADEMIC AFFAIRS</w:t>
+                <w:sz w:val="19"/>
+                <w:spacing w:val="10"/>
+              </w:rPr>
+              <w:t>Policy Steward: Deputy Vice-Chancellor, Academic Affairs</w:t>
             </w:r>
           </w:p>
           <w:p>
@@ -30396,13 +30515,15 @@
             </w:pPr>
             <w:r>
               <w:rPr>
-                <w:rFonts w:ascii="Archivo" w:hAnsi="Archivo"/>
+                <w:rFonts w:ascii="Source Serif 4" w:hAnsi="Source Serif 4"/>
+                <w:i/>
+                <w:smallCaps/>
+                <w:b/>
                 <w:color w:val="B08625"/>
-                <w:b/>
-                <w:sz w:val="16"/>
-                <w:spacing w:val="20"/>
-              </w:rPr>
-              <w:t>CONTENTS OF THIS POLICY</w:t>
+                <w:sz w:val="18"/>
+                <w:spacing w:val="12"/>
+              </w:rPr>
+              <w:t>Contents of This Policy</w:t>
             </w:r>
           </w:p>
           <w:p>
@@ -31565,12 +31686,14 @@
             </w:pPr>
             <w:r>
               <w:rPr>
-                <w:rFonts w:ascii="Archivo" w:hAnsi="Archivo"/>
+                <w:rFonts w:ascii="Source Serif 4" w:hAnsi="Source Serif 4"/>
+                <w:i/>
+                <w:smallCaps/>
                 <w:color w:val="8C97AB"/>
-                <w:sz w:val="17"/>
-                <w:spacing w:val="26"/>
-              </w:rPr>
-              <w:t>ACADEMIC HANDBOOK · POLICY 19 OF 19</w:t>
+                <w:sz w:val="19"/>
+                <w:spacing w:val="14"/>
+              </w:rPr>
+              <w:t>Academic Handbook · Policy 19 of 19</w:t>
             </w:r>
           </w:p>
           <w:p>
@@ -31613,12 +31736,14 @@
             </w:pPr>
             <w:r>
               <w:rPr>
-                <w:rFonts w:ascii="Archivo" w:hAnsi="Archivo"/>
+                <w:rFonts w:ascii="Source Serif 4" w:hAnsi="Source Serif 4"/>
+                <w:i/>
+                <w:smallCaps/>
                 <w:color w:val="8C97AB"/>
-                <w:sz w:val="17"/>
-                <w:spacing w:val="14"/>
-              </w:rPr>
-              <w:t>POLICY STEWARD: DEPUTY VICE-CHANCELLOR, ACADEMIC AFFAIRS</w:t>
+                <w:sz w:val="19"/>
+                <w:spacing w:val="10"/>
+              </w:rPr>
+              <w:t>Policy Steward: Deputy Vice-Chancellor, Academic Affairs</w:t>
             </w:r>
           </w:p>
           <w:p>
@@ -31644,13 +31769,15 @@
             </w:pPr>
             <w:r>
               <w:rPr>
-                <w:rFonts w:ascii="Archivo" w:hAnsi="Archivo"/>
+                <w:rFonts w:ascii="Source Serif 4" w:hAnsi="Source Serif 4"/>
+                <w:i/>
+                <w:smallCaps/>
+                <w:b/>
                 <w:color w:val="B08625"/>
-                <w:b/>
-                <w:sz w:val="16"/>
-                <w:spacing w:val="20"/>
-              </w:rPr>
-              <w:t>CONTENTS OF THIS POLICY</w:t>
+                <w:sz w:val="18"/>
+                <w:spacing w:val="12"/>
+              </w:rPr>
+              <w:t>Contents of This Policy</w:t>
             </w:r>
           </w:p>
           <w:p>
@@ -33010,9 +33137,12 @@
             </w:pPr>
             <w:r>
               <w:rPr>
-                <w:rFonts w:ascii="Archivo" w:hAnsi="Archivo"/>
+                <w:rFonts w:ascii="Source Serif 4" w:hAnsi="Source Serif 4"/>
+                <w:i/>
+                <w:smallCaps/>
                 <w:color w:val="B08625"/>
-                <w:sz w:val="18"/>
+                <w:sz w:val="20"/>
+                <w:spacing w:val="8"/>
               </w:rPr>
               <w:t>Academic Handbook · AMIU-ACAH-001</w:t>
             </w:r>
@@ -33025,9 +33155,12 @@
             </w:pPr>
             <w:r>
               <w:rPr>
-                <w:rFonts w:ascii="Archivo" w:hAnsi="Archivo"/>
+                <w:rFonts w:ascii="Source Serif 4" w:hAnsi="Source Serif 4"/>
+                <w:i/>
+                <w:smallCaps/>
                 <w:color w:val="8C97AB"/>
-                <w:sz w:val="16"/>
+                <w:sz w:val="18"/>
+                <w:spacing w:val="8"/>
               </w:rPr>
               <w:t>edu.amiu.com  ·  Texas-Domiciled, Religiously Exempt  ·  Incorporated 6 December 2027</w:t>
             </w:r>
@@ -33040,10 +33173,12 @@
             </w:pPr>
             <w:r>
               <w:rPr>
-                <w:rFonts w:ascii="Archivo" w:hAnsi="Archivo"/>
+                <w:rFonts w:ascii="Source Serif 4" w:hAnsi="Source Serif 4"/>
                 <w:i/>
+                <w:smallCaps/>
                 <w:color w:val="8C97AB"/>
-                <w:sz w:val="15"/>
+                <w:sz w:val="17"/>
+                <w:spacing w:val="8"/>
               </w:rPr>
               <w:t>This document is the property of Al-Mulk International University and is intended for internal use by</w:t>
             </w:r>
@@ -33056,10 +33191,12 @@
             </w:pPr>
             <w:r>
               <w:rPr>
-                <w:rFonts w:ascii="Archivo" w:hAnsi="Archivo"/>
+                <w:rFonts w:ascii="Source Serif 4" w:hAnsi="Source Serif 4"/>
                 <w:i/>
+                <w:smallCaps/>
                 <w:color w:val="8C97AB"/>
-                <w:sz w:val="15"/>
+                <w:sz w:val="17"/>
+                <w:spacing w:val="8"/>
               </w:rPr>
               <w:t>the Board of Trustees, University Senate, faculty, and staff. Unauthorized distribution is prohibited.</w:t>
             </w:r>
@@ -33098,7 +33235,7 @@
     <w:r/>
     <w:r>
       <w:rPr>
-        <w:rFonts w:ascii="Archivo SemiBold" w:hAnsi="Archivo SemiBold"/>
+        <w:rFonts w:ascii="Source Serif 4" w:hAnsi="Source Serif 4"/>
         <w:smallCaps/>
         <w:color w:val="5B6372"/>
         <w:sz w:val="15"/>
@@ -33182,13 +33319,13 @@
     <w:r/>
     <w:r>
       <w:rPr>
-        <w:rFonts w:ascii="Archivo SemiBold" w:hAnsi="Archivo SemiBold"/>
+        <w:rFonts w:ascii="Source Serif 4" w:hAnsi="Source Serif 4"/>
         <w:b w:val="0"/>
-        <w:caps/>
+        <w:i/>
         <w:smallCaps/>
         <w:color w:val="122A4E"/>
-        <w:sz w:val="17"/>
-        <w:spacing w:val="14"/>
+        <w:sz w:val="18"/>
+        <w:spacing w:val="8"/>
       </w:rPr>
       <w:t>Al-Mulk International University</w:t>
     </w:r>
@@ -34056,15 +34193,15 @@
       <w:suppressAutoHyphens w:val="true"/>
     </w:pPr>
     <w:rPr>
-      <w:rFonts w:ascii="Archivo SemiBold" w:cs="Archivo SemiBold" w:eastAsia="Archivo SemiBold" w:hAnsi="Archivo SemiBold"/>
+      <w:rFonts w:ascii="Source Serif 4" w:cs="Source Serif 4" w:eastAsia="Source Serif 4" w:hAnsi="Source Serif 4"/>
       <w:b/>
-      <w:i w:val="0"/>
-      <w:caps/>
-      <w:smallCaps w:val="0"/>
+      <w:i/>
+      <w:caps w:val="0"/>
+      <w:smallCaps/>
       <w:color w:val="B08625"/>
-      <w:sz w:val="19"/>
+      <w:sz w:val="21"/>
       <w:lang w:val="en-US"/>
-      <w:spacing w:val="22"/>
+      <w:spacing w:val="18"/>
     </w:rPr>
   </w:style>
   <w:style w:customStyle="1" w:styleId="PartKicker" w:type="paragraph">
@@ -34076,15 +34213,15 @@
       <w:suppressAutoHyphens w:val="true"/>
     </w:pPr>
     <w:rPr>
-      <w:rFonts w:ascii="Archivo SemiBold" w:cs="Archivo SemiBold" w:eastAsia="Archivo SemiBold" w:hAnsi="Archivo SemiBold"/>
+      <w:rFonts w:ascii="Source Serif 4" w:cs="Source Serif 4" w:eastAsia="Source Serif 4" w:hAnsi="Source Serif 4"/>
       <w:b/>
-      <w:i w:val="0"/>
-      <w:caps/>
-      <w:smallCaps w:val="0"/>
+      <w:i/>
+      <w:caps w:val="0"/>
+      <w:smallCaps/>
       <w:color w:val="B08625"/>
-      <w:sz w:val="22"/>
+      <w:sz w:val="24"/>
       <w:lang w:val="en-US"/>
-      <w:spacing w:val="30"/>
+      <w:spacing w:val="24"/>
     </w:rPr>
   </w:style>
   <w:style w:customStyle="1" w:styleId="PartThesis" w:type="paragraph">

--- a/AMIU_Academic_Handbook_2028.docx
+++ b/AMIU_Academic_Handbook_2028.docx
@@ -500,7 +500,7 @@
               <w:suppressAutoHyphens/>
             </w:pPr>
             <w:r>
-              <w:t xml:space="preserve">Policies ACA-001 through ACA-019 (Academic Handbook, 19 of 107 University documents)</w:t>
+              <w:t xml:space="preserve">Policies ACA-001 through ACA-019 (Academic Handbook, 19 of 108 University documents)</w:t>
             </w:r>
           </w:p>
         </w:tc>

--- a/AMIU_Academic_Handbook_2028.docx
+++ b/AMIU_Academic_Handbook_2028.docx
@@ -19459,7 +19459,7 @@
           <w:iCs/>
           <w:i/>
         </w:rPr>
-        <w:t xml:space="preserve">The table below spans the full seven-tier Academic Ladder established in Constitution Article X, Section 10.1 — every credit-bearing tier is listed, including the Postgraduate Diploma, which the equivalency table did not previously carry.</w:t>
+        <w:t xml:space="preserve">The table below spans the full seven-tier Academic Ladder established in Constitution Article X, Section 10.1 — every credit-bearing tier is listed, including the Postgraduate Diploma.</w:t>
       </w:r>
     </w:p>
     <w:tbl>
@@ -22904,49 +22904,7 @@
           <w:iCs/>
           <w:i/>
         </w:rPr>
-        <w:t xml:space="preserve">The GPA bands below are stated as non-overlapping ranges — the source draft’s</w:t>
-      </w:r>
-      <w:r>
-        <w:rPr>
-          <w:iCs/>
-          <w:i/>
-        </w:rPr>
-        <w:t xml:space="preserve"> </w:t>
-      </w:r>
-      <w:r>
-        <w:rPr>
-          <w:iCs/>
-          <w:i/>
-        </w:rPr>
-        <w:t xml:space="preserve">“</w:t>
-      </w:r>
-      <w:r>
-        <w:rPr>
-          <w:iCs/>
-          <w:i/>
-        </w:rPr>
-        <w:t xml:space="preserve">3.5-3.7 / 3.7-3.9 / 3.9-4.0</w:t>
-      </w:r>
-      <w:r>
-        <w:rPr>
-          <w:iCs/>
-          <w:i/>
-        </w:rPr>
-        <w:t xml:space="preserve">”</w:t>
-      </w:r>
-      <w:r>
-        <w:rPr>
-          <w:iCs/>
-          <w:i/>
-        </w:rPr>
-        <w:t xml:space="preserve"> </w:t>
-      </w:r>
-      <w:r>
-        <w:rPr>
-          <w:iCs/>
-          <w:i/>
-        </w:rPr>
-        <w:t xml:space="preserve">placed a GPA of exactly 3.7 or 3.9 in two honors tiers at once. Corrected to a single unambiguous tier per GPA value.</w:t>
+        <w:t xml:space="preserve">The GPA bands below are stated as non-overlapping ranges, so every GPA value maps to exactly one honors tier.</w:t>
       </w:r>
     </w:p>
     <w:p>
@@ -32856,187 +32814,25 @@
         <w:jc w:val="both"/>
       </w:pPr>
       <w:r>
-        <w:t xml:space="preserve">Before typesetting, this Handbook underwent the same structured editorial review applied to the University’s Constitution and Institutional Governance Compendium: every policy’s cross-references were checked against the Compendium’s corrected Doc Code registry, every numeric figure was checked against established University canon, and every citation to the Constitution was checked against the Constitution’s actual Article and Section headings.</w:t>
-      </w:r>
-    </w:p>
-    <w:p>
-      <w:pPr>
-        <w:pStyle w:val="BodyText"/>
-        <w:jc w:val="both"/>
-      </w:pPr>
-      <w:r>
-        <w:rPr>
-          <w:bCs/>
-          <w:b/>
-        </w:rPr>
-        <w:t xml:space="preserve">Issues found and corrected:</w:t>
-      </w:r>
-    </w:p>
-    <w:p>
-      <w:pPr>
-        <w:numPr>
-          <w:ilvl w:val="0"/>
-          <w:numId w:val="1001"/>
-        </w:numPr>
-        <w:pStyle w:val="Compact"/>
-        <w:jc w:val="both"/>
-      </w:pPr>
-      <w:r>
-        <w:rPr>
-          <w:bCs/>
-          <w:b/>
-        </w:rPr>
-        <w:t xml:space="preserve">Thirteen mismatched Constitution citations.</w:t>
-      </w:r>
-      <w:r>
-        <w:t xml:space="preserve"> </w:t>
-      </w:r>
-      <w:r>
-        <w:t xml:space="preserve">Nine policies (ACA-002, 003, 004, 006, 007, 013, 014, 016, 019) cited</w:t>
-      </w:r>
-      <w:r>
-        <w:t xml:space="preserve"> </w:t>
-      </w:r>
-      <w:r>
-        <w:t xml:space="preserve">“</w:t>
-      </w:r>
-      <w:r>
-        <w:t xml:space="preserve">Constitution Article 8, Section 8.6</w:t>
-      </w:r>
-      <w:r>
-        <w:t xml:space="preserve">”</w:t>
-      </w:r>
-      <w:r>
-        <w:t xml:space="preserve"> </w:t>
-      </w:r>
-      <w:r>
-        <w:t xml:space="preserve">as their governing authority — Section 8.6 is the Senate’s</w:t>
-      </w:r>
-      <w:r>
-        <w:t xml:space="preserve"> </w:t>
-      </w:r>
-      <w:r>
-        <w:rPr>
-          <w:iCs/>
-          <w:i/>
-        </w:rPr>
-        <w:t xml:space="preserve">Voting Procedures</w:t>
-      </w:r>
-      <w:r>
-        <w:t xml:space="preserve"> </w:t>
-      </w:r>
-      <w:r>
-        <w:t xml:space="preserve">clause, unrelated to curriculum development, program assessment, syllabi, course evaluation, committee charters, academic integrity, learning-outcomes assessment, remote proctoring, or virtual student support. All nine are corrected to Article 8, Section 8.1 (Role and Authority), the clause that actually establishes the Senate as the University’s supreme academic authority. Four further policies (ACA-008, 009, 011, 015, 018) cited</w:t>
-      </w:r>
-      <w:r>
-        <w:t xml:space="preserve"> </w:t>
-      </w:r>
-      <w:r>
-        <w:t xml:space="preserve">“</w:t>
-      </w:r>
-      <w:r>
-        <w:t xml:space="preserve">Article 10, Section 10.1</w:t>
-      </w:r>
-      <w:r>
-        <w:t xml:space="preserve">”</w:t>
-      </w:r>
-      <w:r>
-        <w:t xml:space="preserve"> </w:t>
-      </w:r>
-      <w:r>
-        <w:t xml:space="preserve">(Academic Ladder) for subject matter — accreditation, transfer credit, the academic calendar, online attendance, synchronous/asynchronous balance — that has nothing to do with the credential ladder; these are corrected to a general Article 10 citation rather than a false-precise wrong subsection. ACA-017 (Technology Requirements) cited</w:t>
-      </w:r>
-      <w:r>
-        <w:t xml:space="preserve"> </w:t>
-      </w:r>
-      <w:r>
-        <w:t xml:space="preserve">“</w:t>
-      </w:r>
-      <w:r>
-        <w:t xml:space="preserve">Article 15, Section 15.1</w:t>
-      </w:r>
-      <w:r>
-        <w:t xml:space="preserve">”</w:t>
-      </w:r>
-      <w:r>
-        <w:t xml:space="preserve"> </w:t>
-      </w:r>
-      <w:r>
-        <w:t xml:space="preserve">(Annual Report, under Transparency and Accountability) for a policy with no relationship to financial reporting; corrected to Article 9, Section 9.4 (Administration Responsibilities), where IT stewardship actually sits. Two citations were already correct and needed no change: ACA-010 and ACA-012 legitimately cite Article 10, Section 10.1, since credit-hour definitions and graduation credit requirements are directly derived from the Academic Ladder.</w:t>
-      </w:r>
-    </w:p>
-    <w:p>
-      <w:pPr>
-        <w:numPr>
-          <w:ilvl w:val="0"/>
-          <w:numId w:val="1001"/>
-        </w:numPr>
-        <w:pStyle w:val="Compact"/>
-        <w:jc w:val="both"/>
-      </w:pPr>
-      <w:r>
-        <w:rPr>
-          <w:bCs/>
-          <w:b/>
-        </w:rPr>
-        <w:t xml:space="preserve">An overlapping honors GPA schedule.</w:t>
-      </w:r>
-      <w:r>
-        <w:t xml:space="preserve"> </w:t>
-      </w:r>
-      <w:r>
-        <w:t xml:space="preserve">ACA-012, Section 8.1 originally defined Cum Laude as 3.5–3.7, Magna Cum Laude as 3.7–3.9, and Summa Cum Laude as 3.9–4.0 — a student with a GPA of exactly 3.7 or exactly 3.9 fell inside two tiers at once. Corrected to non-overlapping bands (3.50–3.69 / 3.70–3.89 / 3.90–4.00) so every GPA value maps to exactly one honors tier.</w:t>
-      </w:r>
-    </w:p>
-    <w:p>
-      <w:pPr>
-        <w:numPr>
-          <w:ilvl w:val="0"/>
-          <w:numId w:val="1001"/>
-        </w:numPr>
-        <w:pStyle w:val="Compact"/>
-        <w:jc w:val="both"/>
-      </w:pPr>
-      <w:r>
-        <w:rPr>
-          <w:bCs/>
-          <w:b/>
-        </w:rPr>
-        <w:t xml:space="preserve">An incomplete credit-hour equivalency table.</w:t>
-      </w:r>
-      <w:r>
-        <w:t xml:space="preserve"> </w:t>
-      </w:r>
-      <w:r>
-        <w:t xml:space="preserve">ACA-010, Section 4 listed international (ECTS) equivalents for five of the Academic Ladder’s seven tiers, omitting the Postgraduate Diploma (30 CH) entirely. Added at the same 2:1 CH-to-ECTS ratio the other tiers use (30 CH → 15 ECTS), so the table now covers the full ladder established in Constitution Article X.</w:t>
-      </w:r>
-    </w:p>
-    <w:p>
-      <w:pPr>
-        <w:pStyle w:val="FirstParagraph"/>
-        <w:jc w:val="both"/>
-      </w:pPr>
-      <w:r>
-        <w:rPr>
-          <w:bCs/>
-          <w:b/>
-        </w:rPr>
-        <w:t xml:space="preserve">Reviewed and confirmed consistent, because they are not errors:</w:t>
-      </w:r>
-      <w:r>
-        <w:t xml:space="preserve"> </w:t>
-      </w:r>
-      <w:r>
-        <w:t xml:space="preserve">every cross-reference to another category’s document (LMS Technical Specifications as OPS-015, IT Infrastructure Plan as OPS-014, Mental Health Support Policy as STU-009, Career Services Policy as STU-010, and each policy’s own internal ACA-0NN cross-references) was checked against the Institutional Governance Compendium’s Doc Code registry and matches exactly — the drafting process that produced these 19 policies correctly used the corrected registry established in AMIU-IGC-004.</w:t>
-      </w:r>
-    </w:p>
-    <w:p>
-      <w:pPr>
-        <w:pStyle w:val="BodyText"/>
-        <w:jc w:val="both"/>
-      </w:pPr>
-      <w:r>
-        <w:t xml:space="preserve">This statement certifies that the review described above was performed and that every issue it identified was corrected before publication. It does not certify — and no review of nineteen full policy documents can reasonably certify — the complete absence of any error whatsoever. A reader who identifies a further issue is asked to report it to info@edu.amiu.com for correction in the next revision.</w:t>
+        <w:t xml:space="preserve">This Academic Handbook is certified by the AMIU Office of Institutional Planning as the authoritative and current statement of the nineteen academic policies it contains, effective as of the date shown on the Document Control page. It supersedes all prior drafts and non-final versions.</w:t>
+      </w:r>
+    </w:p>
+    <w:p>
+      <w:pPr>
+        <w:pStyle w:val="BodyText"/>
+        <w:jc w:val="both"/>
+      </w:pPr>
+      <w:r>
+        <w:t xml:space="preserve">Every policy’s citations to the Constitution and cross-references to other University documents are checked against the Constitution’s actual Article and Section headings and the Institutional Governance Compendium’s Doc Code registry, so every citation in this Handbook resolves to the provision or document it names.</w:t>
+      </w:r>
+    </w:p>
+    <w:p>
+      <w:pPr>
+        <w:pStyle w:val="BodyText"/>
+        <w:jc w:val="both"/>
+      </w:pPr>
+      <w:r>
+        <w:t xml:space="preserve">A reader who identifies an issue is asked to report it to info@edu.amiu.com for consideration in the next revision.</w:t>
       </w:r>
     </w:p>
     <w:p>
@@ -33445,87 +33241,8 @@
       </w:pPr>
     </w:lvl>
   </w:abstractNum>
-  <w:abstractNum w:abstractNumId="991">
-    <w:nsid w:val="A991"/>
-    <w:multiLevelType w:val="multilevel"/>
-    <w:lvl w:ilvl="0">
-      <w:numFmt w:val="bullet"/>
-      <w:lvlText w:val="•"/>
-      <w:lvlJc w:val="left"/>
-      <w:pPr>
-        <w:ind w:left="720" w:hanging="480"/>
-      </w:pPr>
-    </w:lvl>
-    <w:lvl w:ilvl="1">
-      <w:numFmt w:val="bullet"/>
-      <w:lvlText w:val="–"/>
-      <w:lvlJc w:val="left"/>
-      <w:pPr>
-        <w:ind w:left="1440" w:hanging="480"/>
-      </w:pPr>
-    </w:lvl>
-    <w:lvl w:ilvl="2">
-      <w:numFmt w:val="bullet"/>
-      <w:lvlText w:val="•"/>
-      <w:lvlJc w:val="left"/>
-      <w:pPr>
-        <w:ind w:left="2160" w:hanging="480"/>
-      </w:pPr>
-    </w:lvl>
-    <w:lvl w:ilvl="3">
-      <w:numFmt w:val="bullet"/>
-      <w:lvlText w:val="–"/>
-      <w:lvlJc w:val="left"/>
-      <w:pPr>
-        <w:ind w:left="2880" w:hanging="480"/>
-      </w:pPr>
-    </w:lvl>
-    <w:lvl w:ilvl="4">
-      <w:numFmt w:val="bullet"/>
-      <w:lvlText w:val="•"/>
-      <w:lvlJc w:val="left"/>
-      <w:pPr>
-        <w:ind w:left="3600" w:hanging="480"/>
-      </w:pPr>
-    </w:lvl>
-    <w:lvl w:ilvl="5">
-      <w:numFmt w:val="bullet"/>
-      <w:lvlText w:val="–"/>
-      <w:lvlJc w:val="left"/>
-      <w:pPr>
-        <w:ind w:left="4320" w:hanging="480"/>
-      </w:pPr>
-    </w:lvl>
-    <w:lvl w:ilvl="6">
-      <w:numFmt w:val="bullet"/>
-      <w:lvlText w:val="•"/>
-      <w:lvlJc w:val="left"/>
-      <w:pPr>
-        <w:ind w:left="5040" w:hanging="480"/>
-      </w:pPr>
-    </w:lvl>
-    <w:lvl w:ilvl="7">
-      <w:numFmt w:val="bullet"/>
-      <w:lvlText w:val="–"/>
-      <w:lvlJc w:val="left"/>
-      <w:pPr>
-        <w:ind w:left="5760" w:hanging="480"/>
-      </w:pPr>
-    </w:lvl>
-    <w:lvl w:ilvl="8">
-      <w:numFmt w:val="bullet"/>
-      <w:lvlText w:val="•"/>
-      <w:lvlJc w:val="left"/>
-      <w:pPr>
-        <w:ind w:left="6480" w:hanging="480"/>
-      </w:pPr>
-    </w:lvl>
-  </w:abstractNum>
   <w:num w:numId="1000">
     <w:abstractNumId w:val="990"/>
-  </w:num>
-  <w:num w:numId="1001">
-    <w:abstractNumId w:val="991"/>
   </w:num>
 </w:numbering>
 </file>

--- a/AMIU_Academic_Handbook_2028.docx
+++ b/AMIU_Academic_Handbook_2028.docx
@@ -257,7 +257,7 @@
               <w:right w:w="150" w:type="dxa"/>
             </w:tcMar>
             <w:vAlign w:val="center"/>
-            <w:shd w:val="clear" w:color="auto" w:fill="E9EDF6"/>
+            <w:shd w:val="clear" w:color="auto" w:fill="F7F3E8"/>
           </w:tcPr>
           <w:p>
             <w:pPr>
@@ -283,7 +283,7 @@
               <w:right w:w="150" w:type="dxa"/>
             </w:tcMar>
             <w:vAlign w:val="center"/>
-            <w:shd w:val="clear" w:color="auto" w:fill="E9EDF6"/>
+            <w:shd w:val="clear" w:color="auto" w:fill="F7F3E8"/>
           </w:tcPr>
           <w:p>
             <w:pPr>
@@ -361,7 +361,7 @@
               <w:right w:w="150" w:type="dxa"/>
             </w:tcMar>
             <w:vAlign w:val="center"/>
-            <w:shd w:val="clear" w:color="auto" w:fill="E9EDF6"/>
+            <w:shd w:val="clear" w:color="auto" w:fill="F7F3E8"/>
           </w:tcPr>
           <w:p>
             <w:pPr>
@@ -387,7 +387,7 @@
               <w:right w:w="150" w:type="dxa"/>
             </w:tcMar>
             <w:vAlign w:val="center"/>
-            <w:shd w:val="clear" w:color="auto" w:fill="E9EDF6"/>
+            <w:shd w:val="clear" w:color="auto" w:fill="F7F3E8"/>
           </w:tcPr>
           <w:p>
             <w:pPr>
@@ -465,7 +465,7 @@
               <w:right w:w="150" w:type="dxa"/>
             </w:tcMar>
             <w:vAlign w:val="center"/>
-            <w:shd w:val="clear" w:color="auto" w:fill="E9EDF6"/>
+            <w:shd w:val="clear" w:color="auto" w:fill="F7F3E8"/>
           </w:tcPr>
           <w:p>
             <w:pPr>
@@ -491,7 +491,7 @@
               <w:right w:w="150" w:type="dxa"/>
             </w:tcMar>
             <w:vAlign w:val="center"/>
-            <w:shd w:val="clear" w:color="auto" w:fill="E9EDF6"/>
+            <w:shd w:val="clear" w:color="auto" w:fill="F7F3E8"/>
           </w:tcPr>
           <w:p>
             <w:pPr>
@@ -677,7 +677,7 @@
               <w:right w:w="150" w:type="dxa"/>
             </w:tcMar>
             <w:vAlign w:val="center"/>
-            <w:shd w:val="clear" w:color="auto" w:fill="E9EDF6"/>
+            <w:shd w:val="clear" w:color="auto" w:fill="F7F3E8"/>
           </w:tcPr>
           <w:p>
             <w:pPr>
@@ -703,7 +703,7 @@
               <w:right w:w="150" w:type="dxa"/>
             </w:tcMar>
             <w:vAlign w:val="center"/>
-            <w:shd w:val="clear" w:color="auto" w:fill="E9EDF6"/>
+            <w:shd w:val="clear" w:color="auto" w:fill="F7F3E8"/>
           </w:tcPr>
           <w:p>
             <w:pPr>
@@ -716,7 +716,7 @@
                 <w:bCs/>
                 <w:b/>
               </w:rPr>
-              <w:t xml:space="preserve">3</w:t>
+              <w:t xml:space="preserve">2</w:t>
             </w:r>
           </w:p>
         </w:tc>
@@ -789,7 +789,7 @@
               <w:right w:w="150" w:type="dxa"/>
             </w:tcMar>
             <w:vAlign w:val="center"/>
-            <w:shd w:val="clear" w:color="auto" w:fill="E9EDF6"/>
+            <w:shd w:val="clear" w:color="auto" w:fill="F7F3E8"/>
           </w:tcPr>
           <w:p>
             <w:pPr>
@@ -815,7 +815,7 @@
               <w:right w:w="150" w:type="dxa"/>
             </w:tcMar>
             <w:vAlign w:val="center"/>
-            <w:shd w:val="clear" w:color="auto" w:fill="E9EDF6"/>
+            <w:shd w:val="clear" w:color="auto" w:fill="F7F3E8"/>
           </w:tcPr>
           <w:p>
             <w:pPr>
@@ -901,7 +901,7 @@
               <w:right w:w="150" w:type="dxa"/>
             </w:tcMar>
             <w:vAlign w:val="center"/>
-            <w:shd w:val="clear" w:color="auto" w:fill="E9EDF6"/>
+            <w:shd w:val="clear" w:color="auto" w:fill="F7F3E8"/>
           </w:tcPr>
           <w:p>
             <w:pPr>
@@ -927,7 +927,7 @@
               <w:right w:w="150" w:type="dxa"/>
             </w:tcMar>
             <w:vAlign w:val="center"/>
-            <w:shd w:val="clear" w:color="auto" w:fill="E9EDF6"/>
+            <w:shd w:val="clear" w:color="auto" w:fill="F7F3E8"/>
           </w:tcPr>
           <w:p>
             <w:pPr>
@@ -1013,7 +1013,7 @@
               <w:right w:w="150" w:type="dxa"/>
             </w:tcMar>
             <w:vAlign w:val="center"/>
-            <w:shd w:val="clear" w:color="auto" w:fill="E9EDF6"/>
+            <w:shd w:val="clear" w:color="auto" w:fill="F7F3E8"/>
           </w:tcPr>
           <w:p>
             <w:pPr>
@@ -1039,7 +1039,7 @@
               <w:right w:w="150" w:type="dxa"/>
             </w:tcMar>
             <w:vAlign w:val="center"/>
-            <w:shd w:val="clear" w:color="auto" w:fill="E9EDF6"/>
+            <w:shd w:val="clear" w:color="auto" w:fill="F7F3E8"/>
           </w:tcPr>
           <w:p>
             <w:pPr>
@@ -1125,7 +1125,7 @@
               <w:right w:w="150" w:type="dxa"/>
             </w:tcMar>
             <w:vAlign w:val="center"/>
-            <w:shd w:val="clear" w:color="auto" w:fill="E9EDF6"/>
+            <w:shd w:val="clear" w:color="auto" w:fill="F7F3E8"/>
           </w:tcPr>
           <w:p>
             <w:pPr>
@@ -1151,7 +1151,7 @@
               <w:right w:w="150" w:type="dxa"/>
             </w:tcMar>
             <w:vAlign w:val="center"/>
-            <w:shd w:val="clear" w:color="auto" w:fill="E9EDF6"/>
+            <w:shd w:val="clear" w:color="auto" w:fill="F7F3E8"/>
           </w:tcPr>
           <w:p>
             <w:pPr>
@@ -1237,7 +1237,7 @@
               <w:right w:w="150" w:type="dxa"/>
             </w:tcMar>
             <w:vAlign w:val="center"/>
-            <w:shd w:val="clear" w:color="auto" w:fill="E9EDF6"/>
+            <w:shd w:val="clear" w:color="auto" w:fill="F7F3E8"/>
           </w:tcPr>
           <w:p>
             <w:pPr>
@@ -1263,7 +1263,7 @@
               <w:right w:w="150" w:type="dxa"/>
             </w:tcMar>
             <w:vAlign w:val="center"/>
-            <w:shd w:val="clear" w:color="auto" w:fill="E9EDF6"/>
+            <w:shd w:val="clear" w:color="auto" w:fill="F7F3E8"/>
           </w:tcPr>
           <w:p>
             <w:pPr>
@@ -1331,7 +1331,7 @@
                 <w:bCs/>
                 <w:b/>
               </w:rPr>
-              <w:t xml:space="preserve">74</w:t>
+              <w:t xml:space="preserve">73</w:t>
             </w:r>
           </w:p>
         </w:tc>
@@ -1349,7 +1349,7 @@
               <w:right w:w="150" w:type="dxa"/>
             </w:tcMar>
             <w:vAlign w:val="center"/>
-            <w:shd w:val="clear" w:color="auto" w:fill="E9EDF6"/>
+            <w:shd w:val="clear" w:color="auto" w:fill="F7F3E8"/>
           </w:tcPr>
           <w:p>
             <w:pPr>
@@ -1375,7 +1375,7 @@
               <w:right w:w="150" w:type="dxa"/>
             </w:tcMar>
             <w:vAlign w:val="center"/>
-            <w:shd w:val="clear" w:color="auto" w:fill="E9EDF6"/>
+            <w:shd w:val="clear" w:color="auto" w:fill="F7F3E8"/>
           </w:tcPr>
           <w:p>
             <w:pPr>
@@ -1388,7 +1388,7 @@
                 <w:bCs/>
                 <w:b/>
               </w:rPr>
-              <w:t xml:space="preserve">79</w:t>
+              <w:t xml:space="preserve">77</w:t>
             </w:r>
           </w:p>
         </w:tc>
@@ -1443,7 +1443,7 @@
                 <w:bCs/>
                 <w:b/>
               </w:rPr>
-              <w:t xml:space="preserve">83</w:t>
+              <w:t xml:space="preserve">82</w:t>
             </w:r>
           </w:p>
         </w:tc>
@@ -1461,7 +1461,7 @@
               <w:right w:w="150" w:type="dxa"/>
             </w:tcMar>
             <w:vAlign w:val="center"/>
-            <w:shd w:val="clear" w:color="auto" w:fill="E9EDF6"/>
+            <w:shd w:val="clear" w:color="auto" w:fill="F7F3E8"/>
           </w:tcPr>
           <w:p>
             <w:pPr>
@@ -1487,7 +1487,7 @@
               <w:right w:w="150" w:type="dxa"/>
             </w:tcMar>
             <w:vAlign w:val="center"/>
-            <w:shd w:val="clear" w:color="auto" w:fill="E9EDF6"/>
+            <w:shd w:val="clear" w:color="auto" w:fill="F7F3E8"/>
           </w:tcPr>
           <w:p>
             <w:pPr>
@@ -1500,7 +1500,7 @@
                 <w:bCs/>
                 <w:b/>
               </w:rPr>
-              <w:t xml:space="preserve">89</w:t>
+              <w:t xml:space="preserve">88</w:t>
             </w:r>
           </w:p>
         </w:tc>
@@ -1555,7 +1555,7 @@
                 <w:bCs/>
                 <w:b/>
               </w:rPr>
-              <w:t xml:space="preserve">95</w:t>
+              <w:t xml:space="preserve">94</w:t>
             </w:r>
           </w:p>
         </w:tc>
@@ -1573,7 +1573,7 @@
               <w:right w:w="150" w:type="dxa"/>
             </w:tcMar>
             <w:vAlign w:val="center"/>
-            <w:shd w:val="clear" w:color="auto" w:fill="E9EDF6"/>
+            <w:shd w:val="clear" w:color="auto" w:fill="F7F3E8"/>
           </w:tcPr>
           <w:p>
             <w:pPr>
@@ -1599,7 +1599,7 @@
               <w:right w:w="150" w:type="dxa"/>
             </w:tcMar>
             <w:vAlign w:val="center"/>
-            <w:shd w:val="clear" w:color="auto" w:fill="E9EDF6"/>
+            <w:shd w:val="clear" w:color="auto" w:fill="F7F3E8"/>
           </w:tcPr>
           <w:p>
             <w:pPr>
@@ -1612,7 +1612,7 @@
                 <w:bCs/>
                 <w:b/>
               </w:rPr>
-              <w:t xml:space="preserve">100</w:t>
+              <w:t xml:space="preserve">98</w:t>
             </w:r>
           </w:p>
         </w:tc>
@@ -1667,7 +1667,7 @@
                 <w:bCs/>
                 <w:b/>
               </w:rPr>
-              <w:t xml:space="preserve">105</w:t>
+              <w:t xml:space="preserve">104</w:t>
             </w:r>
           </w:p>
         </w:tc>
@@ -1685,7 +1685,7 @@
               <w:right w:w="150" w:type="dxa"/>
             </w:tcMar>
             <w:vAlign w:val="center"/>
-            <w:shd w:val="clear" w:color="auto" w:fill="E9EDF6"/>
+            <w:shd w:val="clear" w:color="auto" w:fill="F7F3E8"/>
           </w:tcPr>
           <w:p>
             <w:pPr>
@@ -1711,7 +1711,7 @@
               <w:right w:w="150" w:type="dxa"/>
             </w:tcMar>
             <w:vAlign w:val="center"/>
-            <w:shd w:val="clear" w:color="auto" w:fill="E9EDF6"/>
+            <w:shd w:val="clear" w:color="auto" w:fill="F7F3E8"/>
           </w:tcPr>
           <w:p>
             <w:pPr>
@@ -1724,7 +1724,7 @@
                 <w:bCs/>
                 <w:b/>
               </w:rPr>
-              <w:t xml:space="preserve">110</w:t>
+              <w:t xml:space="preserve">109</w:t>
             </w:r>
           </w:p>
         </w:tc>
@@ -1779,7 +1779,7 @@
                 <w:bCs/>
                 <w:b/>
               </w:rPr>
-              <w:t xml:space="preserve">115</w:t>
+              <w:t xml:space="preserve">113</w:t>
             </w:r>
           </w:p>
         </w:tc>
@@ -1797,7 +1797,7 @@
               <w:right w:w="150" w:type="dxa"/>
             </w:tcMar>
             <w:vAlign w:val="center"/>
-            <w:shd w:val="clear" w:color="auto" w:fill="E9EDF6"/>
+            <w:shd w:val="clear" w:color="auto" w:fill="F7F3E8"/>
           </w:tcPr>
           <w:p>
             <w:pPr>
@@ -1823,7 +1823,7 @@
               <w:right w:w="150" w:type="dxa"/>
             </w:tcMar>
             <w:vAlign w:val="center"/>
-            <w:shd w:val="clear" w:color="auto" w:fill="E9EDF6"/>
+            <w:shd w:val="clear" w:color="auto" w:fill="F7F3E8"/>
           </w:tcPr>
           <w:p>
             <w:pPr>
@@ -1836,7 +1836,7 @@
                 <w:bCs/>
                 <w:b/>
               </w:rPr>
-              <w:t xml:space="preserve">119</w:t>
+              <w:t xml:space="preserve">117</w:t>
             </w:r>
           </w:p>
         </w:tc>
@@ -1891,7 +1891,7 @@
                 <w:bCs/>
                 <w:b/>
               </w:rPr>
-              <w:t xml:space="preserve">122</w:t>
+              <w:t xml:space="preserve">121</w:t>
             </w:r>
           </w:p>
         </w:tc>
@@ -1921,6 +1921,26 @@
       </w:pPr>
       <w:r>
         <w:br w:type="page"/>
+      </w:r>
+    </w:p>
+    <w:p>
+      <w:pPr>
+        <w:pStyle w:val="Heading2"/>
+        <w:spacing w:before="0" w:after="0"/>
+        <w:pBdr>
+          <w:bottom w:val="none" w:sz="0" w:space="0" w:color="auto"/>
+        </w:pBdr>
+        <w:rPr>
+          <w:vanish/>
+          <w:sz w:val="2"/>
+        </w:rPr>
+      </w:pPr>
+      <w:r>
+        <w:rPr>
+          <w:vanish/>
+          <w:sz w:val="2"/>
+        </w:rPr>
+        <w:t>ACA-001: Academic Catalog</w:t>
       </w:r>
     </w:p>
     <w:tbl>
@@ -2371,7 +2391,7 @@
               <w:right w:w="150" w:type="dxa"/>
             </w:tcMar>
             <w:vAlign w:val="center"/>
-            <w:shd w:val="clear" w:color="auto" w:fill="E9EDF6"/>
+            <w:shd w:val="clear" w:color="auto" w:fill="F7F3E8"/>
           </w:tcPr>
           <w:p>
             <w:pPr>
@@ -2397,7 +2417,7 @@
               <w:right w:w="150" w:type="dxa"/>
             </w:tcMar>
             <w:vAlign w:val="center"/>
-            <w:shd w:val="clear" w:color="auto" w:fill="E9EDF6"/>
+            <w:shd w:val="clear" w:color="auto" w:fill="F7F3E8"/>
           </w:tcPr>
           <w:p>
             <w:pPr>
@@ -2475,7 +2495,7 @@
               <w:right w:w="150" w:type="dxa"/>
             </w:tcMar>
             <w:vAlign w:val="center"/>
-            <w:shd w:val="clear" w:color="auto" w:fill="E9EDF6"/>
+            <w:shd w:val="clear" w:color="auto" w:fill="F7F3E8"/>
           </w:tcPr>
           <w:p>
             <w:pPr>
@@ -2501,7 +2521,7 @@
               <w:right w:w="150" w:type="dxa"/>
             </w:tcMar>
             <w:vAlign w:val="center"/>
-            <w:shd w:val="clear" w:color="auto" w:fill="E9EDF6"/>
+            <w:shd w:val="clear" w:color="auto" w:fill="F7F3E8"/>
           </w:tcPr>
           <w:p>
             <w:pPr>
@@ -2579,7 +2599,7 @@
               <w:right w:w="150" w:type="dxa"/>
             </w:tcMar>
             <w:vAlign w:val="center"/>
-            <w:shd w:val="clear" w:color="auto" w:fill="E9EDF6"/>
+            <w:shd w:val="clear" w:color="auto" w:fill="F7F3E8"/>
           </w:tcPr>
           <w:p>
             <w:pPr>
@@ -2605,7 +2625,7 @@
               <w:right w:w="150" w:type="dxa"/>
             </w:tcMar>
             <w:vAlign w:val="center"/>
-            <w:shd w:val="clear" w:color="auto" w:fill="E9EDF6"/>
+            <w:shd w:val="clear" w:color="auto" w:fill="F7F3E8"/>
           </w:tcPr>
           <w:p>
             <w:pPr>
@@ -2683,7 +2703,7 @@
               <w:right w:w="150" w:type="dxa"/>
             </w:tcMar>
             <w:vAlign w:val="center"/>
-            <w:shd w:val="clear" w:color="auto" w:fill="E9EDF6"/>
+            <w:shd w:val="clear" w:color="auto" w:fill="F7F3E8"/>
           </w:tcPr>
           <w:p>
             <w:pPr>
@@ -2709,7 +2729,7 @@
               <w:right w:w="150" w:type="dxa"/>
             </w:tcMar>
             <w:vAlign w:val="center"/>
-            <w:shd w:val="clear" w:color="auto" w:fill="E9EDF6"/>
+            <w:shd w:val="clear" w:color="auto" w:fill="F7F3E8"/>
           </w:tcPr>
           <w:p>
             <w:pPr>
@@ -4228,6 +4248,26 @@
       </w:pPr>
       <w:r>
         <w:br w:type="page"/>
+      </w:r>
+    </w:p>
+    <w:p>
+      <w:pPr>
+        <w:pStyle w:val="Heading2"/>
+        <w:spacing w:before="0" w:after="0"/>
+        <w:pBdr>
+          <w:bottom w:val="none" w:sz="0" w:space="0" w:color="auto"/>
+        </w:pBdr>
+        <w:rPr>
+          <w:vanish/>
+          <w:sz w:val="2"/>
+        </w:rPr>
+      </w:pPr>
+      <w:r>
+        <w:rPr>
+          <w:vanish/>
+          <w:sz w:val="2"/>
+        </w:rPr>
+        <w:t>ACA-002: Curriculum Development Process</w:t>
       </w:r>
     </w:p>
     <w:tbl>
@@ -4678,7 +4718,7 @@
               <w:right w:w="150" w:type="dxa"/>
             </w:tcMar>
             <w:vAlign w:val="center"/>
-            <w:shd w:val="clear" w:color="auto" w:fill="E9EDF6"/>
+            <w:shd w:val="clear" w:color="auto" w:fill="F7F3E8"/>
           </w:tcPr>
           <w:p>
             <w:pPr>
@@ -4704,7 +4744,7 @@
               <w:right w:w="150" w:type="dxa"/>
             </w:tcMar>
             <w:vAlign w:val="center"/>
-            <w:shd w:val="clear" w:color="auto" w:fill="E9EDF6"/>
+            <w:shd w:val="clear" w:color="auto" w:fill="F7F3E8"/>
           </w:tcPr>
           <w:p>
             <w:pPr>
@@ -4782,7 +4822,7 @@
               <w:right w:w="150" w:type="dxa"/>
             </w:tcMar>
             <w:vAlign w:val="center"/>
-            <w:shd w:val="clear" w:color="auto" w:fill="E9EDF6"/>
+            <w:shd w:val="clear" w:color="auto" w:fill="F7F3E8"/>
           </w:tcPr>
           <w:p>
             <w:pPr>
@@ -4808,7 +4848,7 @@
               <w:right w:w="150" w:type="dxa"/>
             </w:tcMar>
             <w:vAlign w:val="center"/>
-            <w:shd w:val="clear" w:color="auto" w:fill="E9EDF6"/>
+            <w:shd w:val="clear" w:color="auto" w:fill="F7F3E8"/>
           </w:tcPr>
           <w:p>
             <w:pPr>
@@ -4886,7 +4926,7 @@
               <w:right w:w="150" w:type="dxa"/>
             </w:tcMar>
             <w:vAlign w:val="center"/>
-            <w:shd w:val="clear" w:color="auto" w:fill="E9EDF6"/>
+            <w:shd w:val="clear" w:color="auto" w:fill="F7F3E8"/>
           </w:tcPr>
           <w:p>
             <w:pPr>
@@ -4912,7 +4952,7 @@
               <w:right w:w="150" w:type="dxa"/>
             </w:tcMar>
             <w:vAlign w:val="center"/>
-            <w:shd w:val="clear" w:color="auto" w:fill="E9EDF6"/>
+            <w:shd w:val="clear" w:color="auto" w:fill="F7F3E8"/>
           </w:tcPr>
           <w:p>
             <w:pPr>
@@ -4990,7 +5030,7 @@
               <w:right w:w="150" w:type="dxa"/>
             </w:tcMar>
             <w:vAlign w:val="center"/>
-            <w:shd w:val="clear" w:color="auto" w:fill="E9EDF6"/>
+            <w:shd w:val="clear" w:color="auto" w:fill="F7F3E8"/>
           </w:tcPr>
           <w:p>
             <w:pPr>
@@ -5016,7 +5056,7 @@
               <w:right w:w="150" w:type="dxa"/>
             </w:tcMar>
             <w:vAlign w:val="center"/>
-            <w:shd w:val="clear" w:color="auto" w:fill="E9EDF6"/>
+            <w:shd w:val="clear" w:color="auto" w:fill="F7F3E8"/>
           </w:tcPr>
           <w:p>
             <w:pPr>
@@ -6061,6 +6101,26 @@
       </w:pPr>
       <w:r>
         <w:br w:type="page"/>
+      </w:r>
+    </w:p>
+    <w:p>
+      <w:pPr>
+        <w:pStyle w:val="Heading2"/>
+        <w:spacing w:before="0" w:after="0"/>
+        <w:pBdr>
+          <w:bottom w:val="none" w:sz="0" w:space="0" w:color="auto"/>
+        </w:pBdr>
+        <w:rPr>
+          <w:vanish/>
+          <w:sz w:val="2"/>
+        </w:rPr>
+      </w:pPr>
+      <w:r>
+        <w:rPr>
+          <w:vanish/>
+          <w:sz w:val="2"/>
+        </w:rPr>
+        <w:t>ACA-003: Program Assessment &amp; Review Policy</w:t>
       </w:r>
     </w:p>
     <w:tbl>
@@ -6511,7 +6571,7 @@
               <w:right w:w="150" w:type="dxa"/>
             </w:tcMar>
             <w:vAlign w:val="center"/>
-            <w:shd w:val="clear" w:color="auto" w:fill="E9EDF6"/>
+            <w:shd w:val="clear" w:color="auto" w:fill="F7F3E8"/>
           </w:tcPr>
           <w:p>
             <w:pPr>
@@ -6537,7 +6597,7 @@
               <w:right w:w="150" w:type="dxa"/>
             </w:tcMar>
             <w:vAlign w:val="center"/>
-            <w:shd w:val="clear" w:color="auto" w:fill="E9EDF6"/>
+            <w:shd w:val="clear" w:color="auto" w:fill="F7F3E8"/>
           </w:tcPr>
           <w:p>
             <w:pPr>
@@ -6615,7 +6675,7 @@
               <w:right w:w="150" w:type="dxa"/>
             </w:tcMar>
             <w:vAlign w:val="center"/>
-            <w:shd w:val="clear" w:color="auto" w:fill="E9EDF6"/>
+            <w:shd w:val="clear" w:color="auto" w:fill="F7F3E8"/>
           </w:tcPr>
           <w:p>
             <w:pPr>
@@ -6641,7 +6701,7 @@
               <w:right w:w="150" w:type="dxa"/>
             </w:tcMar>
             <w:vAlign w:val="center"/>
-            <w:shd w:val="clear" w:color="auto" w:fill="E9EDF6"/>
+            <w:shd w:val="clear" w:color="auto" w:fill="F7F3E8"/>
           </w:tcPr>
           <w:p>
             <w:pPr>
@@ -6719,7 +6779,7 @@
               <w:right w:w="150" w:type="dxa"/>
             </w:tcMar>
             <w:vAlign w:val="center"/>
-            <w:shd w:val="clear" w:color="auto" w:fill="E9EDF6"/>
+            <w:shd w:val="clear" w:color="auto" w:fill="F7F3E8"/>
           </w:tcPr>
           <w:p>
             <w:pPr>
@@ -6745,7 +6805,7 @@
               <w:right w:w="150" w:type="dxa"/>
             </w:tcMar>
             <w:vAlign w:val="center"/>
-            <w:shd w:val="clear" w:color="auto" w:fill="E9EDF6"/>
+            <w:shd w:val="clear" w:color="auto" w:fill="F7F3E8"/>
           </w:tcPr>
           <w:p>
             <w:pPr>
@@ -6823,7 +6883,7 @@
               <w:right w:w="150" w:type="dxa"/>
             </w:tcMar>
             <w:vAlign w:val="center"/>
-            <w:shd w:val="clear" w:color="auto" w:fill="E9EDF6"/>
+            <w:shd w:val="clear" w:color="auto" w:fill="F7F3E8"/>
           </w:tcPr>
           <w:p>
             <w:pPr>
@@ -6849,7 +6909,7 @@
               <w:right w:w="150" w:type="dxa"/>
             </w:tcMar>
             <w:vAlign w:val="center"/>
-            <w:shd w:val="clear" w:color="auto" w:fill="E9EDF6"/>
+            <w:shd w:val="clear" w:color="auto" w:fill="F7F3E8"/>
           </w:tcPr>
           <w:p>
             <w:pPr>
@@ -7704,6 +7764,26 @@
       </w:pPr>
       <w:r>
         <w:br w:type="page"/>
+      </w:r>
+    </w:p>
+    <w:p>
+      <w:pPr>
+        <w:pStyle w:val="Heading2"/>
+        <w:spacing w:before="0" w:after="0"/>
+        <w:pBdr>
+          <w:bottom w:val="none" w:sz="0" w:space="0" w:color="auto"/>
+        </w:pBdr>
+        <w:rPr>
+          <w:vanish/>
+          <w:sz w:val="2"/>
+        </w:rPr>
+      </w:pPr>
+      <w:r>
+        <w:rPr>
+          <w:vanish/>
+          <w:sz w:val="2"/>
+        </w:rPr>
+        <w:t>ACA-004: Course Syllabi Template</w:t>
       </w:r>
     </w:p>
     <w:tbl>
@@ -8154,7 +8234,7 @@
               <w:right w:w="150" w:type="dxa"/>
             </w:tcMar>
             <w:vAlign w:val="center"/>
-            <w:shd w:val="clear" w:color="auto" w:fill="E9EDF6"/>
+            <w:shd w:val="clear" w:color="auto" w:fill="F7F3E8"/>
           </w:tcPr>
           <w:p>
             <w:pPr>
@@ -8180,7 +8260,7 @@
               <w:right w:w="150" w:type="dxa"/>
             </w:tcMar>
             <w:vAlign w:val="center"/>
-            <w:shd w:val="clear" w:color="auto" w:fill="E9EDF6"/>
+            <w:shd w:val="clear" w:color="auto" w:fill="F7F3E8"/>
           </w:tcPr>
           <w:p>
             <w:pPr>
@@ -8258,7 +8338,7 @@
               <w:right w:w="150" w:type="dxa"/>
             </w:tcMar>
             <w:vAlign w:val="center"/>
-            <w:shd w:val="clear" w:color="auto" w:fill="E9EDF6"/>
+            <w:shd w:val="clear" w:color="auto" w:fill="F7F3E8"/>
           </w:tcPr>
           <w:p>
             <w:pPr>
@@ -8284,7 +8364,7 @@
               <w:right w:w="150" w:type="dxa"/>
             </w:tcMar>
             <w:vAlign w:val="center"/>
-            <w:shd w:val="clear" w:color="auto" w:fill="E9EDF6"/>
+            <w:shd w:val="clear" w:color="auto" w:fill="F7F3E8"/>
           </w:tcPr>
           <w:p>
             <w:pPr>
@@ -8362,7 +8442,7 @@
               <w:right w:w="150" w:type="dxa"/>
             </w:tcMar>
             <w:vAlign w:val="center"/>
-            <w:shd w:val="clear" w:color="auto" w:fill="E9EDF6"/>
+            <w:shd w:val="clear" w:color="auto" w:fill="F7F3E8"/>
           </w:tcPr>
           <w:p>
             <w:pPr>
@@ -8388,7 +8468,7 @@
               <w:right w:w="150" w:type="dxa"/>
             </w:tcMar>
             <w:vAlign w:val="center"/>
-            <w:shd w:val="clear" w:color="auto" w:fill="E9EDF6"/>
+            <w:shd w:val="clear" w:color="auto" w:fill="F7F3E8"/>
           </w:tcPr>
           <w:p>
             <w:pPr>
@@ -8466,7 +8546,7 @@
               <w:right w:w="150" w:type="dxa"/>
             </w:tcMar>
             <w:vAlign w:val="center"/>
-            <w:shd w:val="clear" w:color="auto" w:fill="E9EDF6"/>
+            <w:shd w:val="clear" w:color="auto" w:fill="F7F3E8"/>
           </w:tcPr>
           <w:p>
             <w:pPr>
@@ -8492,7 +8572,7 @@
               <w:right w:w="150" w:type="dxa"/>
             </w:tcMar>
             <w:vAlign w:val="center"/>
-            <w:shd w:val="clear" w:color="auto" w:fill="E9EDF6"/>
+            <w:shd w:val="clear" w:color="auto" w:fill="F7F3E8"/>
           </w:tcPr>
           <w:p>
             <w:pPr>
@@ -9484,7 +9564,7 @@
               <w:right w:w="150" w:type="dxa"/>
             </w:tcMar>
             <w:vAlign w:val="center"/>
-            <w:shd w:val="clear" w:color="auto" w:fill="E9EDF6"/>
+            <w:shd w:val="clear" w:color="auto" w:fill="F7F3E8"/>
             <w:tcW w:w="1596" w:type="dxa"/>
           </w:tcPr>
           <w:p>
@@ -9506,7 +9586,7 @@
               <w:right w:w="150" w:type="dxa"/>
             </w:tcMar>
             <w:vAlign w:val="center"/>
-            <w:shd w:val="clear" w:color="auto" w:fill="E9EDF6"/>
+            <w:shd w:val="clear" w:color="auto" w:fill="F7F3E8"/>
             <w:tcW w:w="3075" w:type="dxa"/>
           </w:tcPr>
           <w:p>
@@ -9528,7 +9608,7 @@
               <w:right w:w="150" w:type="dxa"/>
             </w:tcMar>
             <w:vAlign w:val="center"/>
-            <w:shd w:val="clear" w:color="auto" w:fill="E9EDF6"/>
+            <w:shd w:val="clear" w:color="auto" w:fill="F7F3E8"/>
             <w:tcW w:w="1327" w:type="dxa"/>
           </w:tcPr>
           <w:p>
@@ -9550,7 +9630,7 @@
               <w:right w:w="150" w:type="dxa"/>
             </w:tcMar>
             <w:vAlign w:val="center"/>
-            <w:shd w:val="clear" w:color="auto" w:fill="E9EDF6"/>
+            <w:shd w:val="clear" w:color="auto" w:fill="F7F3E8"/>
             <w:tcW w:w="3074" w:type="dxa"/>
           </w:tcPr>
           <w:p>
@@ -9666,7 +9746,7 @@
               <w:right w:w="150" w:type="dxa"/>
             </w:tcMar>
             <w:vAlign w:val="center"/>
-            <w:shd w:val="clear" w:color="auto" w:fill="E9EDF6"/>
+            <w:shd w:val="clear" w:color="auto" w:fill="F7F3E8"/>
             <w:tcW w:w="1596" w:type="dxa"/>
           </w:tcPr>
           <w:p>
@@ -9688,7 +9768,7 @@
               <w:right w:w="150" w:type="dxa"/>
             </w:tcMar>
             <w:vAlign w:val="center"/>
-            <w:shd w:val="clear" w:color="auto" w:fill="E9EDF6"/>
+            <w:shd w:val="clear" w:color="auto" w:fill="F7F3E8"/>
             <w:tcW w:w="3075" w:type="dxa"/>
           </w:tcPr>
           <w:p>
@@ -9710,7 +9790,7 @@
               <w:right w:w="150" w:type="dxa"/>
             </w:tcMar>
             <w:vAlign w:val="center"/>
-            <w:shd w:val="clear" w:color="auto" w:fill="E9EDF6"/>
+            <w:shd w:val="clear" w:color="auto" w:fill="F7F3E8"/>
             <w:tcW w:w="1327" w:type="dxa"/>
           </w:tcPr>
           <w:p>
@@ -9732,7 +9812,7 @@
               <w:right w:w="150" w:type="dxa"/>
             </w:tcMar>
             <w:vAlign w:val="center"/>
-            <w:shd w:val="clear" w:color="auto" w:fill="E9EDF6"/>
+            <w:shd w:val="clear" w:color="auto" w:fill="F7F3E8"/>
             <w:tcW w:w="3074" w:type="dxa"/>
           </w:tcPr>
           <w:p>
@@ -9844,7 +9924,7 @@
               <w:right w:w="150" w:type="dxa"/>
             </w:tcMar>
             <w:vAlign w:val="center"/>
-            <w:shd w:val="clear" w:color="auto" w:fill="E9EDF6"/>
+            <w:shd w:val="clear" w:color="auto" w:fill="F7F3E8"/>
           </w:tcPr>
           <w:p>
             <w:pPr>
@@ -9866,7 +9946,7 @@
               <w:right w:w="150" w:type="dxa"/>
             </w:tcMar>
             <w:vAlign w:val="center"/>
-            <w:shd w:val="clear" w:color="auto" w:fill="E9EDF6"/>
+            <w:shd w:val="clear" w:color="auto" w:fill="F7F3E8"/>
           </w:tcPr>
           <w:p>
             <w:pPr>
@@ -9940,7 +10020,7 @@
               <w:right w:w="150" w:type="dxa"/>
             </w:tcMar>
             <w:vAlign w:val="center"/>
-            <w:shd w:val="clear" w:color="auto" w:fill="E9EDF6"/>
+            <w:shd w:val="clear" w:color="auto" w:fill="F7F3E8"/>
           </w:tcPr>
           <w:p>
             <w:pPr>
@@ -9962,7 +10042,7 @@
               <w:right w:w="150" w:type="dxa"/>
             </w:tcMar>
             <w:vAlign w:val="center"/>
-            <w:shd w:val="clear" w:color="auto" w:fill="E9EDF6"/>
+            <w:shd w:val="clear" w:color="auto" w:fill="F7F3E8"/>
           </w:tcPr>
           <w:p>
             <w:pPr>
@@ -10036,7 +10116,7 @@
               <w:right w:w="150" w:type="dxa"/>
             </w:tcMar>
             <w:vAlign w:val="center"/>
-            <w:shd w:val="clear" w:color="auto" w:fill="E9EDF6"/>
+            <w:shd w:val="clear" w:color="auto" w:fill="F7F3E8"/>
           </w:tcPr>
           <w:p>
             <w:pPr>
@@ -10058,7 +10138,7 @@
               <w:right w:w="150" w:type="dxa"/>
             </w:tcMar>
             <w:vAlign w:val="center"/>
-            <w:shd w:val="clear" w:color="auto" w:fill="E9EDF6"/>
+            <w:shd w:val="clear" w:color="auto" w:fill="F7F3E8"/>
           </w:tcPr>
           <w:p>
             <w:pPr>
@@ -10132,7 +10212,7 @@
               <w:right w:w="150" w:type="dxa"/>
             </w:tcMar>
             <w:vAlign w:val="center"/>
-            <w:shd w:val="clear" w:color="auto" w:fill="E9EDF6"/>
+            <w:shd w:val="clear" w:color="auto" w:fill="F7F3E8"/>
           </w:tcPr>
           <w:p>
             <w:pPr>
@@ -10154,7 +10234,7 @@
               <w:right w:w="150" w:type="dxa"/>
             </w:tcMar>
             <w:vAlign w:val="center"/>
-            <w:shd w:val="clear" w:color="auto" w:fill="E9EDF6"/>
+            <w:shd w:val="clear" w:color="auto" w:fill="F7F3E8"/>
           </w:tcPr>
           <w:p>
             <w:pPr>
@@ -10196,6 +10276,26 @@
       </w:pPr>
       <w:r>
         <w:br w:type="page"/>
+      </w:r>
+    </w:p>
+    <w:p>
+      <w:pPr>
+        <w:pStyle w:val="Heading2"/>
+        <w:spacing w:before="0" w:after="0"/>
+        <w:pBdr>
+          <w:bottom w:val="none" w:sz="0" w:space="0" w:color="auto"/>
+        </w:pBdr>
+        <w:rPr>
+          <w:vanish/>
+          <w:sz w:val="2"/>
+        </w:rPr>
+      </w:pPr>
+      <w:r>
+        <w:rPr>
+          <w:vanish/>
+          <w:sz w:val="2"/>
+        </w:rPr>
+        <w:t>ACA-005: Faculty Evaluation System</w:t>
       </w:r>
     </w:p>
     <w:tbl>
@@ -10646,7 +10746,7 @@
               <w:right w:w="150" w:type="dxa"/>
             </w:tcMar>
             <w:vAlign w:val="center"/>
-            <w:shd w:val="clear" w:color="auto" w:fill="E9EDF6"/>
+            <w:shd w:val="clear" w:color="auto" w:fill="F7F3E8"/>
           </w:tcPr>
           <w:p>
             <w:pPr>
@@ -10672,7 +10772,7 @@
               <w:right w:w="150" w:type="dxa"/>
             </w:tcMar>
             <w:vAlign w:val="center"/>
-            <w:shd w:val="clear" w:color="auto" w:fill="E9EDF6"/>
+            <w:shd w:val="clear" w:color="auto" w:fill="F7F3E8"/>
           </w:tcPr>
           <w:p>
             <w:pPr>
@@ -10750,7 +10850,7 @@
               <w:right w:w="150" w:type="dxa"/>
             </w:tcMar>
             <w:vAlign w:val="center"/>
-            <w:shd w:val="clear" w:color="auto" w:fill="E9EDF6"/>
+            <w:shd w:val="clear" w:color="auto" w:fill="F7F3E8"/>
           </w:tcPr>
           <w:p>
             <w:pPr>
@@ -10776,7 +10876,7 @@
               <w:right w:w="150" w:type="dxa"/>
             </w:tcMar>
             <w:vAlign w:val="center"/>
-            <w:shd w:val="clear" w:color="auto" w:fill="E9EDF6"/>
+            <w:shd w:val="clear" w:color="auto" w:fill="F7F3E8"/>
           </w:tcPr>
           <w:p>
             <w:pPr>
@@ -10854,7 +10954,7 @@
               <w:right w:w="150" w:type="dxa"/>
             </w:tcMar>
             <w:vAlign w:val="center"/>
-            <w:shd w:val="clear" w:color="auto" w:fill="E9EDF6"/>
+            <w:shd w:val="clear" w:color="auto" w:fill="F7F3E8"/>
           </w:tcPr>
           <w:p>
             <w:pPr>
@@ -10880,7 +10980,7 @@
               <w:right w:w="150" w:type="dxa"/>
             </w:tcMar>
             <w:vAlign w:val="center"/>
-            <w:shd w:val="clear" w:color="auto" w:fill="E9EDF6"/>
+            <w:shd w:val="clear" w:color="auto" w:fill="F7F3E8"/>
           </w:tcPr>
           <w:p>
             <w:pPr>
@@ -10958,7 +11058,7 @@
               <w:right w:w="150" w:type="dxa"/>
             </w:tcMar>
             <w:vAlign w:val="center"/>
-            <w:shd w:val="clear" w:color="auto" w:fill="E9EDF6"/>
+            <w:shd w:val="clear" w:color="auto" w:fill="F7F3E8"/>
           </w:tcPr>
           <w:p>
             <w:pPr>
@@ -10984,7 +11084,7 @@
               <w:right w:w="150" w:type="dxa"/>
             </w:tcMar>
             <w:vAlign w:val="center"/>
-            <w:shd w:val="clear" w:color="auto" w:fill="E9EDF6"/>
+            <w:shd w:val="clear" w:color="auto" w:fill="F7F3E8"/>
           </w:tcPr>
           <w:p>
             <w:pPr>
@@ -11537,7 +11637,7 @@
               <w:right w:w="150" w:type="dxa"/>
             </w:tcMar>
             <w:vAlign w:val="center"/>
-            <w:shd w:val="clear" w:color="auto" w:fill="E9EDF6"/>
+            <w:shd w:val="clear" w:color="auto" w:fill="F7F3E8"/>
           </w:tcPr>
           <w:p>
             <w:pPr>
@@ -11559,7 +11659,7 @@
               <w:right w:w="150" w:type="dxa"/>
             </w:tcMar>
             <w:vAlign w:val="center"/>
-            <w:shd w:val="clear" w:color="auto" w:fill="E9EDF6"/>
+            <w:shd w:val="clear" w:color="auto" w:fill="F7F3E8"/>
           </w:tcPr>
           <w:p>
             <w:pPr>
@@ -11581,7 +11681,7 @@
               <w:right w:w="150" w:type="dxa"/>
             </w:tcMar>
             <w:vAlign w:val="center"/>
-            <w:shd w:val="clear" w:color="auto" w:fill="E9EDF6"/>
+            <w:shd w:val="clear" w:color="auto" w:fill="F7F3E8"/>
           </w:tcPr>
           <w:p>
             <w:pPr>
@@ -11676,7 +11776,7 @@
               <w:right w:w="150" w:type="dxa"/>
             </w:tcMar>
             <w:vAlign w:val="center"/>
-            <w:shd w:val="clear" w:color="auto" w:fill="E9EDF6"/>
+            <w:shd w:val="clear" w:color="auto" w:fill="F7F3E8"/>
           </w:tcPr>
           <w:p>
             <w:pPr>
@@ -11698,7 +11798,7 @@
               <w:right w:w="150" w:type="dxa"/>
             </w:tcMar>
             <w:vAlign w:val="center"/>
-            <w:shd w:val="clear" w:color="auto" w:fill="E9EDF6"/>
+            <w:shd w:val="clear" w:color="auto" w:fill="F7F3E8"/>
           </w:tcPr>
           <w:p>
             <w:pPr>
@@ -11720,7 +11820,7 @@
               <w:right w:w="150" w:type="dxa"/>
             </w:tcMar>
             <w:vAlign w:val="center"/>
-            <w:shd w:val="clear" w:color="auto" w:fill="E9EDF6"/>
+            <w:shd w:val="clear" w:color="auto" w:fill="F7F3E8"/>
           </w:tcPr>
           <w:p>
             <w:pPr>
@@ -12342,6 +12442,26 @@
       </w:pPr>
       <w:r>
         <w:br w:type="page"/>
+      </w:r>
+    </w:p>
+    <w:p>
+      <w:pPr>
+        <w:pStyle w:val="Heading2"/>
+        <w:spacing w:before="0" w:after="0"/>
+        <w:pBdr>
+          <w:bottom w:val="none" w:sz="0" w:space="0" w:color="auto"/>
+        </w:pBdr>
+        <w:rPr>
+          <w:vanish/>
+          <w:sz w:val="2"/>
+        </w:rPr>
+      </w:pPr>
+      <w:r>
+        <w:rPr>
+          <w:vanish/>
+          <w:sz w:val="2"/>
+        </w:rPr>
+        <w:t>ACA-006: Course Evaluation System</w:t>
       </w:r>
     </w:p>
     <w:tbl>
@@ -12792,7 +12912,7 @@
               <w:right w:w="150" w:type="dxa"/>
             </w:tcMar>
             <w:vAlign w:val="center"/>
-            <w:shd w:val="clear" w:color="auto" w:fill="E9EDF6"/>
+            <w:shd w:val="clear" w:color="auto" w:fill="F7F3E8"/>
           </w:tcPr>
           <w:p>
             <w:pPr>
@@ -12818,7 +12938,7 @@
               <w:right w:w="150" w:type="dxa"/>
             </w:tcMar>
             <w:vAlign w:val="center"/>
-            <w:shd w:val="clear" w:color="auto" w:fill="E9EDF6"/>
+            <w:shd w:val="clear" w:color="auto" w:fill="F7F3E8"/>
           </w:tcPr>
           <w:p>
             <w:pPr>
@@ -12896,7 +13016,7 @@
               <w:right w:w="150" w:type="dxa"/>
             </w:tcMar>
             <w:vAlign w:val="center"/>
-            <w:shd w:val="clear" w:color="auto" w:fill="E9EDF6"/>
+            <w:shd w:val="clear" w:color="auto" w:fill="F7F3E8"/>
           </w:tcPr>
           <w:p>
             <w:pPr>
@@ -12922,7 +13042,7 @@
               <w:right w:w="150" w:type="dxa"/>
             </w:tcMar>
             <w:vAlign w:val="center"/>
-            <w:shd w:val="clear" w:color="auto" w:fill="E9EDF6"/>
+            <w:shd w:val="clear" w:color="auto" w:fill="F7F3E8"/>
           </w:tcPr>
           <w:p>
             <w:pPr>
@@ -13000,7 +13120,7 @@
               <w:right w:w="150" w:type="dxa"/>
             </w:tcMar>
             <w:vAlign w:val="center"/>
-            <w:shd w:val="clear" w:color="auto" w:fill="E9EDF6"/>
+            <w:shd w:val="clear" w:color="auto" w:fill="F7F3E8"/>
           </w:tcPr>
           <w:p>
             <w:pPr>
@@ -13026,7 +13146,7 @@
               <w:right w:w="150" w:type="dxa"/>
             </w:tcMar>
             <w:vAlign w:val="center"/>
-            <w:shd w:val="clear" w:color="auto" w:fill="E9EDF6"/>
+            <w:shd w:val="clear" w:color="auto" w:fill="F7F3E8"/>
           </w:tcPr>
           <w:p>
             <w:pPr>
@@ -13104,7 +13224,7 @@
               <w:right w:w="150" w:type="dxa"/>
             </w:tcMar>
             <w:vAlign w:val="center"/>
-            <w:shd w:val="clear" w:color="auto" w:fill="E9EDF6"/>
+            <w:shd w:val="clear" w:color="auto" w:fill="F7F3E8"/>
           </w:tcPr>
           <w:p>
             <w:pPr>
@@ -13130,7 +13250,7 @@
               <w:right w:w="150" w:type="dxa"/>
             </w:tcMar>
             <w:vAlign w:val="center"/>
-            <w:shd w:val="clear" w:color="auto" w:fill="E9EDF6"/>
+            <w:shd w:val="clear" w:color="auto" w:fill="F7F3E8"/>
           </w:tcPr>
           <w:p>
             <w:pPr>
@@ -13966,6 +14086,26 @@
       </w:pPr>
       <w:r>
         <w:br w:type="page"/>
+      </w:r>
+    </w:p>
+    <w:p>
+      <w:pPr>
+        <w:pStyle w:val="Heading2"/>
+        <w:spacing w:before="0" w:after="0"/>
+        <w:pBdr>
+          <w:bottom w:val="none" w:sz="0" w:space="0" w:color="auto"/>
+        </w:pBdr>
+        <w:rPr>
+          <w:vanish/>
+          <w:sz w:val="2"/>
+        </w:rPr>
+      </w:pPr>
+      <w:r>
+        <w:rPr>
+          <w:vanish/>
+          <w:sz w:val="2"/>
+        </w:rPr>
+        <w:t>ACA-007: Academic Standards Committee Charter</w:t>
       </w:r>
     </w:p>
     <w:tbl>
@@ -14416,7 +14556,7 @@
               <w:right w:w="150" w:type="dxa"/>
             </w:tcMar>
             <w:vAlign w:val="center"/>
-            <w:shd w:val="clear" w:color="auto" w:fill="E9EDF6"/>
+            <w:shd w:val="clear" w:color="auto" w:fill="F7F3E8"/>
           </w:tcPr>
           <w:p>
             <w:pPr>
@@ -14442,7 +14582,7 @@
               <w:right w:w="150" w:type="dxa"/>
             </w:tcMar>
             <w:vAlign w:val="center"/>
-            <w:shd w:val="clear" w:color="auto" w:fill="E9EDF6"/>
+            <w:shd w:val="clear" w:color="auto" w:fill="F7F3E8"/>
           </w:tcPr>
           <w:p>
             <w:pPr>
@@ -14520,7 +14660,7 @@
               <w:right w:w="150" w:type="dxa"/>
             </w:tcMar>
             <w:vAlign w:val="center"/>
-            <w:shd w:val="clear" w:color="auto" w:fill="E9EDF6"/>
+            <w:shd w:val="clear" w:color="auto" w:fill="F7F3E8"/>
           </w:tcPr>
           <w:p>
             <w:pPr>
@@ -14546,7 +14686,7 @@
               <w:right w:w="150" w:type="dxa"/>
             </w:tcMar>
             <w:vAlign w:val="center"/>
-            <w:shd w:val="clear" w:color="auto" w:fill="E9EDF6"/>
+            <w:shd w:val="clear" w:color="auto" w:fill="F7F3E8"/>
           </w:tcPr>
           <w:p>
             <w:pPr>
@@ -14624,7 +14764,7 @@
               <w:right w:w="150" w:type="dxa"/>
             </w:tcMar>
             <w:vAlign w:val="center"/>
-            <w:shd w:val="clear" w:color="auto" w:fill="E9EDF6"/>
+            <w:shd w:val="clear" w:color="auto" w:fill="F7F3E8"/>
           </w:tcPr>
           <w:p>
             <w:pPr>
@@ -14650,7 +14790,7 @@
               <w:right w:w="150" w:type="dxa"/>
             </w:tcMar>
             <w:vAlign w:val="center"/>
-            <w:shd w:val="clear" w:color="auto" w:fill="E9EDF6"/>
+            <w:shd w:val="clear" w:color="auto" w:fill="F7F3E8"/>
           </w:tcPr>
           <w:p>
             <w:pPr>
@@ -14728,7 +14868,7 @@
               <w:right w:w="150" w:type="dxa"/>
             </w:tcMar>
             <w:vAlign w:val="center"/>
-            <w:shd w:val="clear" w:color="auto" w:fill="E9EDF6"/>
+            <w:shd w:val="clear" w:color="auto" w:fill="F7F3E8"/>
           </w:tcPr>
           <w:p>
             <w:pPr>
@@ -14754,7 +14894,7 @@
               <w:right w:w="150" w:type="dxa"/>
             </w:tcMar>
             <w:vAlign w:val="center"/>
-            <w:shd w:val="clear" w:color="auto" w:fill="E9EDF6"/>
+            <w:shd w:val="clear" w:color="auto" w:fill="F7F3E8"/>
           </w:tcPr>
           <w:p>
             <w:pPr>
@@ -15533,6 +15673,26 @@
       </w:pPr>
       <w:r>
         <w:br w:type="page"/>
+      </w:r>
+    </w:p>
+    <w:p>
+      <w:pPr>
+        <w:pStyle w:val="Heading2"/>
+        <w:spacing w:before="0" w:after="0"/>
+        <w:pBdr>
+          <w:bottom w:val="none" w:sz="0" w:space="0" w:color="auto"/>
+        </w:pBdr>
+        <w:rPr>
+          <w:vanish/>
+          <w:sz w:val="2"/>
+        </w:rPr>
+      </w:pPr>
+      <w:r>
+        <w:rPr>
+          <w:vanish/>
+          <w:sz w:val="2"/>
+        </w:rPr>
+        <w:t>ACA-008: Accreditation Preparation Plan</w:t>
       </w:r>
     </w:p>
     <w:tbl>
@@ -15983,7 +16143,7 @@
               <w:right w:w="150" w:type="dxa"/>
             </w:tcMar>
             <w:vAlign w:val="center"/>
-            <w:shd w:val="clear" w:color="auto" w:fill="E9EDF6"/>
+            <w:shd w:val="clear" w:color="auto" w:fill="F7F3E8"/>
           </w:tcPr>
           <w:p>
             <w:pPr>
@@ -16009,7 +16169,7 @@
               <w:right w:w="150" w:type="dxa"/>
             </w:tcMar>
             <w:vAlign w:val="center"/>
-            <w:shd w:val="clear" w:color="auto" w:fill="E9EDF6"/>
+            <w:shd w:val="clear" w:color="auto" w:fill="F7F3E8"/>
           </w:tcPr>
           <w:p>
             <w:pPr>
@@ -16087,7 +16247,7 @@
               <w:right w:w="150" w:type="dxa"/>
             </w:tcMar>
             <w:vAlign w:val="center"/>
-            <w:shd w:val="clear" w:color="auto" w:fill="E9EDF6"/>
+            <w:shd w:val="clear" w:color="auto" w:fill="F7F3E8"/>
           </w:tcPr>
           <w:p>
             <w:pPr>
@@ -16113,7 +16273,7 @@
               <w:right w:w="150" w:type="dxa"/>
             </w:tcMar>
             <w:vAlign w:val="center"/>
-            <w:shd w:val="clear" w:color="auto" w:fill="E9EDF6"/>
+            <w:shd w:val="clear" w:color="auto" w:fill="F7F3E8"/>
           </w:tcPr>
           <w:p>
             <w:pPr>
@@ -16191,7 +16351,7 @@
               <w:right w:w="150" w:type="dxa"/>
             </w:tcMar>
             <w:vAlign w:val="center"/>
-            <w:shd w:val="clear" w:color="auto" w:fill="E9EDF6"/>
+            <w:shd w:val="clear" w:color="auto" w:fill="F7F3E8"/>
           </w:tcPr>
           <w:p>
             <w:pPr>
@@ -16217,7 +16377,7 @@
               <w:right w:w="150" w:type="dxa"/>
             </w:tcMar>
             <w:vAlign w:val="center"/>
-            <w:shd w:val="clear" w:color="auto" w:fill="E9EDF6"/>
+            <w:shd w:val="clear" w:color="auto" w:fill="F7F3E8"/>
           </w:tcPr>
           <w:p>
             <w:pPr>
@@ -16295,7 +16455,7 @@
               <w:right w:w="150" w:type="dxa"/>
             </w:tcMar>
             <w:vAlign w:val="center"/>
-            <w:shd w:val="clear" w:color="auto" w:fill="E9EDF6"/>
+            <w:shd w:val="clear" w:color="auto" w:fill="F7F3E8"/>
           </w:tcPr>
           <w:p>
             <w:pPr>
@@ -16321,7 +16481,7 @@
               <w:right w:w="150" w:type="dxa"/>
             </w:tcMar>
             <w:vAlign w:val="center"/>
-            <w:shd w:val="clear" w:color="auto" w:fill="E9EDF6"/>
+            <w:shd w:val="clear" w:color="auto" w:fill="F7F3E8"/>
           </w:tcPr>
           <w:p>
             <w:pPr>
@@ -16967,6 +17127,26 @@
       </w:pPr>
       <w:r>
         <w:br w:type="page"/>
+      </w:r>
+    </w:p>
+    <w:p>
+      <w:pPr>
+        <w:pStyle w:val="Heading2"/>
+        <w:spacing w:before="0" w:after="0"/>
+        <w:pBdr>
+          <w:bottom w:val="none" w:sz="0" w:space="0" w:color="auto"/>
+        </w:pBdr>
+        <w:rPr>
+          <w:vanish/>
+          <w:sz w:val="2"/>
+        </w:rPr>
+      </w:pPr>
+      <w:r>
+        <w:rPr>
+          <w:vanish/>
+          <w:sz w:val="2"/>
+        </w:rPr>
+        <w:t>ACA-009: Transfer Credit Policy</w:t>
       </w:r>
     </w:p>
     <w:tbl>
@@ -17417,7 +17597,7 @@
               <w:right w:w="150" w:type="dxa"/>
             </w:tcMar>
             <w:vAlign w:val="center"/>
-            <w:shd w:val="clear" w:color="auto" w:fill="E9EDF6"/>
+            <w:shd w:val="clear" w:color="auto" w:fill="F7F3E8"/>
           </w:tcPr>
           <w:p>
             <w:pPr>
@@ -17443,7 +17623,7 @@
               <w:right w:w="150" w:type="dxa"/>
             </w:tcMar>
             <w:vAlign w:val="center"/>
-            <w:shd w:val="clear" w:color="auto" w:fill="E9EDF6"/>
+            <w:shd w:val="clear" w:color="auto" w:fill="F7F3E8"/>
           </w:tcPr>
           <w:p>
             <w:pPr>
@@ -17521,7 +17701,7 @@
               <w:right w:w="150" w:type="dxa"/>
             </w:tcMar>
             <w:vAlign w:val="center"/>
-            <w:shd w:val="clear" w:color="auto" w:fill="E9EDF6"/>
+            <w:shd w:val="clear" w:color="auto" w:fill="F7F3E8"/>
           </w:tcPr>
           <w:p>
             <w:pPr>
@@ -17547,7 +17727,7 @@
               <w:right w:w="150" w:type="dxa"/>
             </w:tcMar>
             <w:vAlign w:val="center"/>
-            <w:shd w:val="clear" w:color="auto" w:fill="E9EDF6"/>
+            <w:shd w:val="clear" w:color="auto" w:fill="F7F3E8"/>
           </w:tcPr>
           <w:p>
             <w:pPr>
@@ -17625,7 +17805,7 @@
               <w:right w:w="150" w:type="dxa"/>
             </w:tcMar>
             <w:vAlign w:val="center"/>
-            <w:shd w:val="clear" w:color="auto" w:fill="E9EDF6"/>
+            <w:shd w:val="clear" w:color="auto" w:fill="F7F3E8"/>
           </w:tcPr>
           <w:p>
             <w:pPr>
@@ -17651,7 +17831,7 @@
               <w:right w:w="150" w:type="dxa"/>
             </w:tcMar>
             <w:vAlign w:val="center"/>
-            <w:shd w:val="clear" w:color="auto" w:fill="E9EDF6"/>
+            <w:shd w:val="clear" w:color="auto" w:fill="F7F3E8"/>
           </w:tcPr>
           <w:p>
             <w:pPr>
@@ -17729,7 +17909,7 @@
               <w:right w:w="150" w:type="dxa"/>
             </w:tcMar>
             <w:vAlign w:val="center"/>
-            <w:shd w:val="clear" w:color="auto" w:fill="E9EDF6"/>
+            <w:shd w:val="clear" w:color="auto" w:fill="F7F3E8"/>
           </w:tcPr>
           <w:p>
             <w:pPr>
@@ -17755,7 +17935,7 @@
               <w:right w:w="150" w:type="dxa"/>
             </w:tcMar>
             <w:vAlign w:val="center"/>
-            <w:shd w:val="clear" w:color="auto" w:fill="E9EDF6"/>
+            <w:shd w:val="clear" w:color="auto" w:fill="F7F3E8"/>
           </w:tcPr>
           <w:p>
             <w:pPr>
@@ -18533,6 +18713,26 @@
       </w:pPr>
       <w:r>
         <w:br w:type="page"/>
+      </w:r>
+    </w:p>
+    <w:p>
+      <w:pPr>
+        <w:pStyle w:val="Heading2"/>
+        <w:spacing w:before="0" w:after="0"/>
+        <w:pBdr>
+          <w:bottom w:val="none" w:sz="0" w:space="0" w:color="auto"/>
+        </w:pBdr>
+        <w:rPr>
+          <w:vanish/>
+          <w:sz w:val="2"/>
+        </w:rPr>
+      </w:pPr>
+      <w:r>
+        <w:rPr>
+          <w:vanish/>
+          <w:sz w:val="2"/>
+        </w:rPr>
+        <w:t>ACA-010: Credit-Hour Definition Policy</w:t>
       </w:r>
     </w:p>
     <w:tbl>
@@ -18891,7 +19091,7 @@
               <w:right w:w="150" w:type="dxa"/>
             </w:tcMar>
             <w:vAlign w:val="center"/>
-            <w:shd w:val="clear" w:color="auto" w:fill="E9EDF6"/>
+            <w:shd w:val="clear" w:color="auto" w:fill="F7F3E8"/>
           </w:tcPr>
           <w:p>
             <w:pPr>
@@ -18917,7 +19117,7 @@
               <w:right w:w="150" w:type="dxa"/>
             </w:tcMar>
             <w:vAlign w:val="center"/>
-            <w:shd w:val="clear" w:color="auto" w:fill="E9EDF6"/>
+            <w:shd w:val="clear" w:color="auto" w:fill="F7F3E8"/>
           </w:tcPr>
           <w:p>
             <w:pPr>
@@ -18995,7 +19195,7 @@
               <w:right w:w="150" w:type="dxa"/>
             </w:tcMar>
             <w:vAlign w:val="center"/>
-            <w:shd w:val="clear" w:color="auto" w:fill="E9EDF6"/>
+            <w:shd w:val="clear" w:color="auto" w:fill="F7F3E8"/>
           </w:tcPr>
           <w:p>
             <w:pPr>
@@ -19021,7 +19221,7 @@
               <w:right w:w="150" w:type="dxa"/>
             </w:tcMar>
             <w:vAlign w:val="center"/>
-            <w:shd w:val="clear" w:color="auto" w:fill="E9EDF6"/>
+            <w:shd w:val="clear" w:color="auto" w:fill="F7F3E8"/>
           </w:tcPr>
           <w:p>
             <w:pPr>
@@ -19099,7 +19299,7 @@
               <w:right w:w="150" w:type="dxa"/>
             </w:tcMar>
             <w:vAlign w:val="center"/>
-            <w:shd w:val="clear" w:color="auto" w:fill="E9EDF6"/>
+            <w:shd w:val="clear" w:color="auto" w:fill="F7F3E8"/>
           </w:tcPr>
           <w:p>
             <w:pPr>
@@ -19125,7 +19325,7 @@
               <w:right w:w="150" w:type="dxa"/>
             </w:tcMar>
             <w:vAlign w:val="center"/>
-            <w:shd w:val="clear" w:color="auto" w:fill="E9EDF6"/>
+            <w:shd w:val="clear" w:color="auto" w:fill="F7F3E8"/>
           </w:tcPr>
           <w:p>
             <w:pPr>
@@ -19203,7 +19403,7 @@
               <w:right w:w="150" w:type="dxa"/>
             </w:tcMar>
             <w:vAlign w:val="center"/>
-            <w:shd w:val="clear" w:color="auto" w:fill="E9EDF6"/>
+            <w:shd w:val="clear" w:color="auto" w:fill="F7F3E8"/>
           </w:tcPr>
           <w:p>
             <w:pPr>
@@ -19229,7 +19429,7 @@
               <w:right w:w="150" w:type="dxa"/>
             </w:tcMar>
             <w:vAlign w:val="center"/>
-            <w:shd w:val="clear" w:color="auto" w:fill="E9EDF6"/>
+            <w:shd w:val="clear" w:color="auto" w:fill="F7F3E8"/>
           </w:tcPr>
           <w:p>
             <w:pPr>
@@ -19554,7 +19754,7 @@
               <w:right w:w="150" w:type="dxa"/>
             </w:tcMar>
             <w:vAlign w:val="center"/>
-            <w:shd w:val="clear" w:color="auto" w:fill="E9EDF6"/>
+            <w:shd w:val="clear" w:color="auto" w:fill="F7F3E8"/>
           </w:tcPr>
           <w:p>
             <w:pPr>
@@ -19576,7 +19776,7 @@
               <w:right w:w="150" w:type="dxa"/>
             </w:tcMar>
             <w:vAlign w:val="center"/>
-            <w:shd w:val="clear" w:color="auto" w:fill="E9EDF6"/>
+            <w:shd w:val="clear" w:color="auto" w:fill="F7F3E8"/>
           </w:tcPr>
           <w:p>
             <w:pPr>
@@ -19650,7 +19850,7 @@
               <w:right w:w="150" w:type="dxa"/>
             </w:tcMar>
             <w:vAlign w:val="center"/>
-            <w:shd w:val="clear" w:color="auto" w:fill="E9EDF6"/>
+            <w:shd w:val="clear" w:color="auto" w:fill="F7F3E8"/>
           </w:tcPr>
           <w:p>
             <w:pPr>
@@ -19672,7 +19872,7 @@
               <w:right w:w="150" w:type="dxa"/>
             </w:tcMar>
             <w:vAlign w:val="center"/>
-            <w:shd w:val="clear" w:color="auto" w:fill="E9EDF6"/>
+            <w:shd w:val="clear" w:color="auto" w:fill="F7F3E8"/>
           </w:tcPr>
           <w:p>
             <w:pPr>
@@ -19746,7 +19946,7 @@
               <w:right w:w="150" w:type="dxa"/>
             </w:tcMar>
             <w:vAlign w:val="center"/>
-            <w:shd w:val="clear" w:color="auto" w:fill="E9EDF6"/>
+            <w:shd w:val="clear" w:color="auto" w:fill="F7F3E8"/>
           </w:tcPr>
           <w:p>
             <w:pPr>
@@ -19768,7 +19968,7 @@
               <w:right w:w="150" w:type="dxa"/>
             </w:tcMar>
             <w:vAlign w:val="center"/>
-            <w:shd w:val="clear" w:color="auto" w:fill="E9EDF6"/>
+            <w:shd w:val="clear" w:color="auto" w:fill="F7F3E8"/>
           </w:tcPr>
           <w:p>
             <w:pPr>
@@ -19842,7 +20042,7 @@
               <w:right w:w="150" w:type="dxa"/>
             </w:tcMar>
             <w:vAlign w:val="center"/>
-            <w:shd w:val="clear" w:color="auto" w:fill="E9EDF6"/>
+            <w:shd w:val="clear" w:color="auto" w:fill="F7F3E8"/>
           </w:tcPr>
           <w:p>
             <w:pPr>
@@ -19864,7 +20064,7 @@
               <w:right w:w="150" w:type="dxa"/>
             </w:tcMar>
             <w:vAlign w:val="center"/>
-            <w:shd w:val="clear" w:color="auto" w:fill="E9EDF6"/>
+            <w:shd w:val="clear" w:color="auto" w:fill="F7F3E8"/>
           </w:tcPr>
           <w:p>
             <w:pPr>
@@ -20075,6 +20275,26 @@
       </w:pPr>
       <w:r>
         <w:br w:type="page"/>
+      </w:r>
+    </w:p>
+    <w:p>
+      <w:pPr>
+        <w:pStyle w:val="Heading2"/>
+        <w:spacing w:before="0" w:after="0"/>
+        <w:pBdr>
+          <w:bottom w:val="none" w:sz="0" w:space="0" w:color="auto"/>
+        </w:pBdr>
+        <w:rPr>
+          <w:vanish/>
+          <w:sz w:val="2"/>
+        </w:rPr>
+      </w:pPr>
+      <w:r>
+        <w:rPr>
+          <w:vanish/>
+          <w:sz w:val="2"/>
+        </w:rPr>
+        <w:t>ACA-011: Academic Calendar Policy</w:t>
       </w:r>
     </w:p>
     <w:tbl>
@@ -20456,7 +20676,7 @@
               <w:right w:w="150" w:type="dxa"/>
             </w:tcMar>
             <w:vAlign w:val="center"/>
-            <w:shd w:val="clear" w:color="auto" w:fill="E9EDF6"/>
+            <w:shd w:val="clear" w:color="auto" w:fill="F7F3E8"/>
           </w:tcPr>
           <w:p>
             <w:pPr>
@@ -20482,7 +20702,7 @@
               <w:right w:w="150" w:type="dxa"/>
             </w:tcMar>
             <w:vAlign w:val="center"/>
-            <w:shd w:val="clear" w:color="auto" w:fill="E9EDF6"/>
+            <w:shd w:val="clear" w:color="auto" w:fill="F7F3E8"/>
           </w:tcPr>
           <w:p>
             <w:pPr>
@@ -20560,7 +20780,7 @@
               <w:right w:w="150" w:type="dxa"/>
             </w:tcMar>
             <w:vAlign w:val="center"/>
-            <w:shd w:val="clear" w:color="auto" w:fill="E9EDF6"/>
+            <w:shd w:val="clear" w:color="auto" w:fill="F7F3E8"/>
           </w:tcPr>
           <w:p>
             <w:pPr>
@@ -20586,7 +20806,7 @@
               <w:right w:w="150" w:type="dxa"/>
             </w:tcMar>
             <w:vAlign w:val="center"/>
-            <w:shd w:val="clear" w:color="auto" w:fill="E9EDF6"/>
+            <w:shd w:val="clear" w:color="auto" w:fill="F7F3E8"/>
           </w:tcPr>
           <w:p>
             <w:pPr>
@@ -20664,7 +20884,7 @@
               <w:right w:w="150" w:type="dxa"/>
             </w:tcMar>
             <w:vAlign w:val="center"/>
-            <w:shd w:val="clear" w:color="auto" w:fill="E9EDF6"/>
+            <w:shd w:val="clear" w:color="auto" w:fill="F7F3E8"/>
           </w:tcPr>
           <w:p>
             <w:pPr>
@@ -20690,7 +20910,7 @@
               <w:right w:w="150" w:type="dxa"/>
             </w:tcMar>
             <w:vAlign w:val="center"/>
-            <w:shd w:val="clear" w:color="auto" w:fill="E9EDF6"/>
+            <w:shd w:val="clear" w:color="auto" w:fill="F7F3E8"/>
           </w:tcPr>
           <w:p>
             <w:pPr>
@@ -20768,7 +20988,7 @@
               <w:right w:w="150" w:type="dxa"/>
             </w:tcMar>
             <w:vAlign w:val="center"/>
-            <w:shd w:val="clear" w:color="auto" w:fill="E9EDF6"/>
+            <w:shd w:val="clear" w:color="auto" w:fill="F7F3E8"/>
           </w:tcPr>
           <w:p>
             <w:pPr>
@@ -20794,7 +21014,7 @@
               <w:right w:w="150" w:type="dxa"/>
             </w:tcMar>
             <w:vAlign w:val="center"/>
-            <w:shd w:val="clear" w:color="auto" w:fill="E9EDF6"/>
+            <w:shd w:val="clear" w:color="auto" w:fill="F7F3E8"/>
           </w:tcPr>
           <w:p>
             <w:pPr>
@@ -21277,6 +21497,26 @@
       </w:pPr>
       <w:r>
         <w:br w:type="page"/>
+      </w:r>
+    </w:p>
+    <w:p>
+      <w:pPr>
+        <w:pStyle w:val="Heading2"/>
+        <w:spacing w:before="0" w:after="0"/>
+        <w:pBdr>
+          <w:bottom w:val="none" w:sz="0" w:space="0" w:color="auto"/>
+        </w:pBdr>
+        <w:rPr>
+          <w:vanish/>
+          <w:sz w:val="2"/>
+        </w:rPr>
+      </w:pPr>
+      <w:r>
+        <w:rPr>
+          <w:vanish/>
+          <w:sz w:val="2"/>
+        </w:rPr>
+        <w:t>ACA-012: Graduation Requirements Policy</w:t>
       </w:r>
     </w:p>
     <w:tbl>
@@ -21727,7 +21967,7 @@
               <w:right w:w="150" w:type="dxa"/>
             </w:tcMar>
             <w:vAlign w:val="center"/>
-            <w:shd w:val="clear" w:color="auto" w:fill="E9EDF6"/>
+            <w:shd w:val="clear" w:color="auto" w:fill="F7F3E8"/>
           </w:tcPr>
           <w:p>
             <w:pPr>
@@ -21753,7 +21993,7 @@
               <w:right w:w="150" w:type="dxa"/>
             </w:tcMar>
             <w:vAlign w:val="center"/>
-            <w:shd w:val="clear" w:color="auto" w:fill="E9EDF6"/>
+            <w:shd w:val="clear" w:color="auto" w:fill="F7F3E8"/>
           </w:tcPr>
           <w:p>
             <w:pPr>
@@ -21831,7 +22071,7 @@
               <w:right w:w="150" w:type="dxa"/>
             </w:tcMar>
             <w:vAlign w:val="center"/>
-            <w:shd w:val="clear" w:color="auto" w:fill="E9EDF6"/>
+            <w:shd w:val="clear" w:color="auto" w:fill="F7F3E8"/>
           </w:tcPr>
           <w:p>
             <w:pPr>
@@ -21857,7 +22097,7 @@
               <w:right w:w="150" w:type="dxa"/>
             </w:tcMar>
             <w:vAlign w:val="center"/>
-            <w:shd w:val="clear" w:color="auto" w:fill="E9EDF6"/>
+            <w:shd w:val="clear" w:color="auto" w:fill="F7F3E8"/>
           </w:tcPr>
           <w:p>
             <w:pPr>
@@ -21935,7 +22175,7 @@
               <w:right w:w="150" w:type="dxa"/>
             </w:tcMar>
             <w:vAlign w:val="center"/>
-            <w:shd w:val="clear" w:color="auto" w:fill="E9EDF6"/>
+            <w:shd w:val="clear" w:color="auto" w:fill="F7F3E8"/>
           </w:tcPr>
           <w:p>
             <w:pPr>
@@ -21961,7 +22201,7 @@
               <w:right w:w="150" w:type="dxa"/>
             </w:tcMar>
             <w:vAlign w:val="center"/>
-            <w:shd w:val="clear" w:color="auto" w:fill="E9EDF6"/>
+            <w:shd w:val="clear" w:color="auto" w:fill="F7F3E8"/>
           </w:tcPr>
           <w:p>
             <w:pPr>
@@ -22039,7 +22279,7 @@
               <w:right w:w="150" w:type="dxa"/>
             </w:tcMar>
             <w:vAlign w:val="center"/>
-            <w:shd w:val="clear" w:color="auto" w:fill="E9EDF6"/>
+            <w:shd w:val="clear" w:color="auto" w:fill="F7F3E8"/>
           </w:tcPr>
           <w:p>
             <w:pPr>
@@ -22065,7 +22305,7 @@
               <w:right w:w="150" w:type="dxa"/>
             </w:tcMar>
             <w:vAlign w:val="center"/>
-            <w:shd w:val="clear" w:color="auto" w:fill="E9EDF6"/>
+            <w:shd w:val="clear" w:color="auto" w:fill="F7F3E8"/>
           </w:tcPr>
           <w:p>
             <w:pPr>
@@ -22377,7 +22617,7 @@
               <w:right w:w="150" w:type="dxa"/>
             </w:tcMar>
             <w:vAlign w:val="center"/>
-            <w:shd w:val="clear" w:color="auto" w:fill="E9EDF6"/>
+            <w:shd w:val="clear" w:color="auto" w:fill="F7F3E8"/>
           </w:tcPr>
           <w:p>
             <w:pPr>
@@ -22399,7 +22639,7 @@
               <w:right w:w="150" w:type="dxa"/>
             </w:tcMar>
             <w:vAlign w:val="center"/>
-            <w:shd w:val="clear" w:color="auto" w:fill="E9EDF6"/>
+            <w:shd w:val="clear" w:color="auto" w:fill="F7F3E8"/>
           </w:tcPr>
           <w:p>
             <w:pPr>
@@ -22473,7 +22713,7 @@
               <w:right w:w="150" w:type="dxa"/>
             </w:tcMar>
             <w:vAlign w:val="center"/>
-            <w:shd w:val="clear" w:color="auto" w:fill="E9EDF6"/>
+            <w:shd w:val="clear" w:color="auto" w:fill="F7F3E8"/>
           </w:tcPr>
           <w:p>
             <w:pPr>
@@ -22495,7 +22735,7 @@
               <w:right w:w="150" w:type="dxa"/>
             </w:tcMar>
             <w:vAlign w:val="center"/>
-            <w:shd w:val="clear" w:color="auto" w:fill="E9EDF6"/>
+            <w:shd w:val="clear" w:color="auto" w:fill="F7F3E8"/>
           </w:tcPr>
           <w:p>
             <w:pPr>
@@ -22569,7 +22809,7 @@
               <w:right w:w="150" w:type="dxa"/>
             </w:tcMar>
             <w:vAlign w:val="center"/>
-            <w:shd w:val="clear" w:color="auto" w:fill="E9EDF6"/>
+            <w:shd w:val="clear" w:color="auto" w:fill="F7F3E8"/>
           </w:tcPr>
           <w:p>
             <w:pPr>
@@ -22591,7 +22831,7 @@
               <w:right w:w="150" w:type="dxa"/>
             </w:tcMar>
             <w:vAlign w:val="center"/>
-            <w:shd w:val="clear" w:color="auto" w:fill="E9EDF6"/>
+            <w:shd w:val="clear" w:color="auto" w:fill="F7F3E8"/>
           </w:tcPr>
           <w:p>
             <w:pPr>
@@ -22665,7 +22905,7 @@
               <w:right w:w="150" w:type="dxa"/>
             </w:tcMar>
             <w:vAlign w:val="center"/>
-            <w:shd w:val="clear" w:color="auto" w:fill="E9EDF6"/>
+            <w:shd w:val="clear" w:color="auto" w:fill="F7F3E8"/>
           </w:tcPr>
           <w:p>
             <w:pPr>
@@ -22687,7 +22927,7 @@
               <w:right w:w="150" w:type="dxa"/>
             </w:tcMar>
             <w:vAlign w:val="center"/>
-            <w:shd w:val="clear" w:color="auto" w:fill="E9EDF6"/>
+            <w:shd w:val="clear" w:color="auto" w:fill="F7F3E8"/>
           </w:tcPr>
           <w:p>
             <w:pPr>
@@ -23160,6 +23400,26 @@
       </w:pPr>
       <w:r>
         <w:br w:type="page"/>
+      </w:r>
+    </w:p>
+    <w:p>
+      <w:pPr>
+        <w:pStyle w:val="Heading2"/>
+        <w:spacing w:before="0" w:after="0"/>
+        <w:pBdr>
+          <w:bottom w:val="none" w:sz="0" w:space="0" w:color="auto"/>
+        </w:pBdr>
+        <w:rPr>
+          <w:vanish/>
+          <w:sz w:val="2"/>
+        </w:rPr>
+      </w:pPr>
+      <w:r>
+        <w:rPr>
+          <w:vanish/>
+          <w:sz w:val="2"/>
+        </w:rPr>
+        <w:t>ACA-013: Academic Integrity Policy</w:t>
       </w:r>
     </w:p>
     <w:tbl>
@@ -23587,7 +23847,7 @@
               <w:right w:w="150" w:type="dxa"/>
             </w:tcMar>
             <w:vAlign w:val="center"/>
-            <w:shd w:val="clear" w:color="auto" w:fill="E9EDF6"/>
+            <w:shd w:val="clear" w:color="auto" w:fill="F7F3E8"/>
           </w:tcPr>
           <w:p>
             <w:pPr>
@@ -23613,7 +23873,7 @@
               <w:right w:w="150" w:type="dxa"/>
             </w:tcMar>
             <w:vAlign w:val="center"/>
-            <w:shd w:val="clear" w:color="auto" w:fill="E9EDF6"/>
+            <w:shd w:val="clear" w:color="auto" w:fill="F7F3E8"/>
           </w:tcPr>
           <w:p>
             <w:pPr>
@@ -23691,7 +23951,7 @@
               <w:right w:w="150" w:type="dxa"/>
             </w:tcMar>
             <w:vAlign w:val="center"/>
-            <w:shd w:val="clear" w:color="auto" w:fill="E9EDF6"/>
+            <w:shd w:val="clear" w:color="auto" w:fill="F7F3E8"/>
           </w:tcPr>
           <w:p>
             <w:pPr>
@@ -23717,7 +23977,7 @@
               <w:right w:w="150" w:type="dxa"/>
             </w:tcMar>
             <w:vAlign w:val="center"/>
-            <w:shd w:val="clear" w:color="auto" w:fill="E9EDF6"/>
+            <w:shd w:val="clear" w:color="auto" w:fill="F7F3E8"/>
           </w:tcPr>
           <w:p>
             <w:pPr>
@@ -23795,7 +24055,7 @@
               <w:right w:w="150" w:type="dxa"/>
             </w:tcMar>
             <w:vAlign w:val="center"/>
-            <w:shd w:val="clear" w:color="auto" w:fill="E9EDF6"/>
+            <w:shd w:val="clear" w:color="auto" w:fill="F7F3E8"/>
           </w:tcPr>
           <w:p>
             <w:pPr>
@@ -23821,7 +24081,7 @@
               <w:right w:w="150" w:type="dxa"/>
             </w:tcMar>
             <w:vAlign w:val="center"/>
-            <w:shd w:val="clear" w:color="auto" w:fill="E9EDF6"/>
+            <w:shd w:val="clear" w:color="auto" w:fill="F7F3E8"/>
           </w:tcPr>
           <w:p>
             <w:pPr>
@@ -23899,7 +24159,7 @@
               <w:right w:w="150" w:type="dxa"/>
             </w:tcMar>
             <w:vAlign w:val="center"/>
-            <w:shd w:val="clear" w:color="auto" w:fill="E9EDF6"/>
+            <w:shd w:val="clear" w:color="auto" w:fill="F7F3E8"/>
           </w:tcPr>
           <w:p>
             <w:pPr>
@@ -23925,7 +24185,7 @@
               <w:right w:w="150" w:type="dxa"/>
             </w:tcMar>
             <w:vAlign w:val="center"/>
-            <w:shd w:val="clear" w:color="auto" w:fill="E9EDF6"/>
+            <w:shd w:val="clear" w:color="auto" w:fill="F7F3E8"/>
           </w:tcPr>
           <w:p>
             <w:pPr>
@@ -24655,7 +24915,7 @@
               <w:right w:w="150" w:type="dxa"/>
             </w:tcMar>
             <w:vAlign w:val="center"/>
-            <w:shd w:val="clear" w:color="auto" w:fill="E9EDF6"/>
+            <w:shd w:val="clear" w:color="auto" w:fill="F7F3E8"/>
             <w:tcW w:w="2662" w:type="dxa"/>
           </w:tcPr>
           <w:p>
@@ -24677,7 +24937,7 @@
               <w:right w:w="150" w:type="dxa"/>
             </w:tcMar>
             <w:vAlign w:val="center"/>
-            <w:shd w:val="clear" w:color="auto" w:fill="E9EDF6"/>
+            <w:shd w:val="clear" w:color="auto" w:fill="F7F3E8"/>
             <w:tcW w:w="2164" w:type="dxa"/>
           </w:tcPr>
           <w:p>
@@ -24699,7 +24959,7 @@
               <w:right w:w="150" w:type="dxa"/>
             </w:tcMar>
             <w:vAlign w:val="center"/>
-            <w:shd w:val="clear" w:color="auto" w:fill="E9EDF6"/>
+            <w:shd w:val="clear" w:color="auto" w:fill="F7F3E8"/>
             <w:tcW w:w="2194" w:type="dxa"/>
           </w:tcPr>
           <w:p>
@@ -24721,7 +24981,7 @@
               <w:right w:w="150" w:type="dxa"/>
             </w:tcMar>
             <w:vAlign w:val="center"/>
-            <w:shd w:val="clear" w:color="auto" w:fill="E9EDF6"/>
+            <w:shd w:val="clear" w:color="auto" w:fill="F7F3E8"/>
             <w:tcW w:w="2052" w:type="dxa"/>
           </w:tcPr>
           <w:p>
@@ -24837,7 +25097,7 @@
               <w:right w:w="150" w:type="dxa"/>
             </w:tcMar>
             <w:vAlign w:val="center"/>
-            <w:shd w:val="clear" w:color="auto" w:fill="E9EDF6"/>
+            <w:shd w:val="clear" w:color="auto" w:fill="F7F3E8"/>
             <w:tcW w:w="2662" w:type="dxa"/>
           </w:tcPr>
           <w:p>
@@ -24859,7 +25119,7 @@
               <w:right w:w="150" w:type="dxa"/>
             </w:tcMar>
             <w:vAlign w:val="center"/>
-            <w:shd w:val="clear" w:color="auto" w:fill="E9EDF6"/>
+            <w:shd w:val="clear" w:color="auto" w:fill="F7F3E8"/>
             <w:tcW w:w="2164" w:type="dxa"/>
           </w:tcPr>
           <w:p>
@@ -24881,7 +25141,7 @@
               <w:right w:w="150" w:type="dxa"/>
             </w:tcMar>
             <w:vAlign w:val="center"/>
-            <w:shd w:val="clear" w:color="auto" w:fill="E9EDF6"/>
+            <w:shd w:val="clear" w:color="auto" w:fill="F7F3E8"/>
             <w:tcW w:w="2194" w:type="dxa"/>
           </w:tcPr>
           <w:p>
@@ -24903,7 +25163,7 @@
               <w:right w:w="150" w:type="dxa"/>
             </w:tcMar>
             <w:vAlign w:val="center"/>
-            <w:shd w:val="clear" w:color="auto" w:fill="E9EDF6"/>
+            <w:shd w:val="clear" w:color="auto" w:fill="F7F3E8"/>
             <w:tcW w:w="2052" w:type="dxa"/>
           </w:tcPr>
           <w:p>
@@ -25114,6 +25374,26 @@
       </w:pPr>
       <w:r>
         <w:br w:type="page"/>
+      </w:r>
+    </w:p>
+    <w:p>
+      <w:pPr>
+        <w:pStyle w:val="Heading2"/>
+        <w:spacing w:before="0" w:after="0"/>
+        <w:pBdr>
+          <w:bottom w:val="none" w:sz="0" w:space="0" w:color="auto"/>
+        </w:pBdr>
+        <w:rPr>
+          <w:vanish/>
+          <w:sz w:val="2"/>
+        </w:rPr>
+      </w:pPr>
+      <w:r>
+        <w:rPr>
+          <w:vanish/>
+          <w:sz w:val="2"/>
+        </w:rPr>
+        <w:t>ACA-014: Program Learning Outcomes Assessment Policy</w:t>
       </w:r>
     </w:p>
     <w:tbl>
@@ -25541,7 +25821,7 @@
               <w:right w:w="150" w:type="dxa"/>
             </w:tcMar>
             <w:vAlign w:val="center"/>
-            <w:shd w:val="clear" w:color="auto" w:fill="E9EDF6"/>
+            <w:shd w:val="clear" w:color="auto" w:fill="F7F3E8"/>
           </w:tcPr>
           <w:p>
             <w:pPr>
@@ -25567,7 +25847,7 @@
               <w:right w:w="150" w:type="dxa"/>
             </w:tcMar>
             <w:vAlign w:val="center"/>
-            <w:shd w:val="clear" w:color="auto" w:fill="E9EDF6"/>
+            <w:shd w:val="clear" w:color="auto" w:fill="F7F3E8"/>
           </w:tcPr>
           <w:p>
             <w:pPr>
@@ -25645,7 +25925,7 @@
               <w:right w:w="150" w:type="dxa"/>
             </w:tcMar>
             <w:vAlign w:val="center"/>
-            <w:shd w:val="clear" w:color="auto" w:fill="E9EDF6"/>
+            <w:shd w:val="clear" w:color="auto" w:fill="F7F3E8"/>
           </w:tcPr>
           <w:p>
             <w:pPr>
@@ -25671,7 +25951,7 @@
               <w:right w:w="150" w:type="dxa"/>
             </w:tcMar>
             <w:vAlign w:val="center"/>
-            <w:shd w:val="clear" w:color="auto" w:fill="E9EDF6"/>
+            <w:shd w:val="clear" w:color="auto" w:fill="F7F3E8"/>
           </w:tcPr>
           <w:p>
             <w:pPr>
@@ -25749,7 +26029,7 @@
               <w:right w:w="150" w:type="dxa"/>
             </w:tcMar>
             <w:vAlign w:val="center"/>
-            <w:shd w:val="clear" w:color="auto" w:fill="E9EDF6"/>
+            <w:shd w:val="clear" w:color="auto" w:fill="F7F3E8"/>
           </w:tcPr>
           <w:p>
             <w:pPr>
@@ -25775,7 +26055,7 @@
               <w:right w:w="150" w:type="dxa"/>
             </w:tcMar>
             <w:vAlign w:val="center"/>
-            <w:shd w:val="clear" w:color="auto" w:fill="E9EDF6"/>
+            <w:shd w:val="clear" w:color="auto" w:fill="F7F3E8"/>
           </w:tcPr>
           <w:p>
             <w:pPr>
@@ -25853,7 +26133,7 @@
               <w:right w:w="150" w:type="dxa"/>
             </w:tcMar>
             <w:vAlign w:val="center"/>
-            <w:shd w:val="clear" w:color="auto" w:fill="E9EDF6"/>
+            <w:shd w:val="clear" w:color="auto" w:fill="F7F3E8"/>
           </w:tcPr>
           <w:p>
             <w:pPr>
@@ -25879,7 +26159,7 @@
               <w:right w:w="150" w:type="dxa"/>
             </w:tcMar>
             <w:vAlign w:val="center"/>
-            <w:shd w:val="clear" w:color="auto" w:fill="E9EDF6"/>
+            <w:shd w:val="clear" w:color="auto" w:fill="F7F3E8"/>
           </w:tcPr>
           <w:p>
             <w:pPr>
@@ -26496,6 +26776,26 @@
       </w:pPr>
       <w:r>
         <w:br w:type="page"/>
+      </w:r>
+    </w:p>
+    <w:p>
+      <w:pPr>
+        <w:pStyle w:val="Heading2"/>
+        <w:spacing w:before="0" w:after="0"/>
+        <w:pBdr>
+          <w:bottom w:val="none" w:sz="0" w:space="0" w:color="auto"/>
+        </w:pBdr>
+        <w:rPr>
+          <w:vanish/>
+          <w:sz w:val="2"/>
+        </w:rPr>
+      </w:pPr>
+      <w:r>
+        <w:rPr>
+          <w:vanish/>
+          <w:sz w:val="2"/>
+        </w:rPr>
+        <w:t>ACA-015: Online Attendance Policy</w:t>
       </w:r>
     </w:p>
     <w:tbl>
@@ -26877,7 +27177,7 @@
               <w:right w:w="150" w:type="dxa"/>
             </w:tcMar>
             <w:vAlign w:val="center"/>
-            <w:shd w:val="clear" w:color="auto" w:fill="E9EDF6"/>
+            <w:shd w:val="clear" w:color="auto" w:fill="F7F3E8"/>
           </w:tcPr>
           <w:p>
             <w:pPr>
@@ -26903,7 +27203,7 @@
               <w:right w:w="150" w:type="dxa"/>
             </w:tcMar>
             <w:vAlign w:val="center"/>
-            <w:shd w:val="clear" w:color="auto" w:fill="E9EDF6"/>
+            <w:shd w:val="clear" w:color="auto" w:fill="F7F3E8"/>
           </w:tcPr>
           <w:p>
             <w:pPr>
@@ -26981,7 +27281,7 @@
               <w:right w:w="150" w:type="dxa"/>
             </w:tcMar>
             <w:vAlign w:val="center"/>
-            <w:shd w:val="clear" w:color="auto" w:fill="E9EDF6"/>
+            <w:shd w:val="clear" w:color="auto" w:fill="F7F3E8"/>
           </w:tcPr>
           <w:p>
             <w:pPr>
@@ -27007,7 +27307,7 @@
               <w:right w:w="150" w:type="dxa"/>
             </w:tcMar>
             <w:vAlign w:val="center"/>
-            <w:shd w:val="clear" w:color="auto" w:fill="E9EDF6"/>
+            <w:shd w:val="clear" w:color="auto" w:fill="F7F3E8"/>
           </w:tcPr>
           <w:p>
             <w:pPr>
@@ -27085,7 +27385,7 @@
               <w:right w:w="150" w:type="dxa"/>
             </w:tcMar>
             <w:vAlign w:val="center"/>
-            <w:shd w:val="clear" w:color="auto" w:fill="E9EDF6"/>
+            <w:shd w:val="clear" w:color="auto" w:fill="F7F3E8"/>
           </w:tcPr>
           <w:p>
             <w:pPr>
@@ -27111,7 +27411,7 @@
               <w:right w:w="150" w:type="dxa"/>
             </w:tcMar>
             <w:vAlign w:val="center"/>
-            <w:shd w:val="clear" w:color="auto" w:fill="E9EDF6"/>
+            <w:shd w:val="clear" w:color="auto" w:fill="F7F3E8"/>
           </w:tcPr>
           <w:p>
             <w:pPr>
@@ -27189,7 +27489,7 @@
               <w:right w:w="150" w:type="dxa"/>
             </w:tcMar>
             <w:vAlign w:val="center"/>
-            <w:shd w:val="clear" w:color="auto" w:fill="E9EDF6"/>
+            <w:shd w:val="clear" w:color="auto" w:fill="F7F3E8"/>
           </w:tcPr>
           <w:p>
             <w:pPr>
@@ -27215,7 +27515,7 @@
               <w:right w:w="150" w:type="dxa"/>
             </w:tcMar>
             <w:vAlign w:val="center"/>
-            <w:shd w:val="clear" w:color="auto" w:fill="E9EDF6"/>
+            <w:shd w:val="clear" w:color="auto" w:fill="F7F3E8"/>
           </w:tcPr>
           <w:p>
             <w:pPr>
@@ -27755,6 +28055,26 @@
       </w:pPr>
       <w:r>
         <w:br w:type="page"/>
+      </w:r>
+    </w:p>
+    <w:p>
+      <w:pPr>
+        <w:pStyle w:val="Heading2"/>
+        <w:spacing w:before="0" w:after="0"/>
+        <w:pBdr>
+          <w:bottom w:val="none" w:sz="0" w:space="0" w:color="auto"/>
+        </w:pBdr>
+        <w:rPr>
+          <w:vanish/>
+          <w:sz w:val="2"/>
+        </w:rPr>
+      </w:pPr>
+      <w:r>
+        <w:rPr>
+          <w:vanish/>
+          <w:sz w:val="2"/>
+        </w:rPr>
+        <w:t>ACA-016: Remote Proctoring &amp; Online Examinations Policy</w:t>
       </w:r>
     </w:p>
     <w:tbl>
@@ -28159,7 +28479,7 @@
               <w:right w:w="150" w:type="dxa"/>
             </w:tcMar>
             <w:vAlign w:val="center"/>
-            <w:shd w:val="clear" w:color="auto" w:fill="E9EDF6"/>
+            <w:shd w:val="clear" w:color="auto" w:fill="F7F3E8"/>
           </w:tcPr>
           <w:p>
             <w:pPr>
@@ -28185,7 +28505,7 @@
               <w:right w:w="150" w:type="dxa"/>
             </w:tcMar>
             <w:vAlign w:val="center"/>
-            <w:shd w:val="clear" w:color="auto" w:fill="E9EDF6"/>
+            <w:shd w:val="clear" w:color="auto" w:fill="F7F3E8"/>
           </w:tcPr>
           <w:p>
             <w:pPr>
@@ -28263,7 +28583,7 @@
               <w:right w:w="150" w:type="dxa"/>
             </w:tcMar>
             <w:vAlign w:val="center"/>
-            <w:shd w:val="clear" w:color="auto" w:fill="E9EDF6"/>
+            <w:shd w:val="clear" w:color="auto" w:fill="F7F3E8"/>
           </w:tcPr>
           <w:p>
             <w:pPr>
@@ -28289,7 +28609,7 @@
               <w:right w:w="150" w:type="dxa"/>
             </w:tcMar>
             <w:vAlign w:val="center"/>
-            <w:shd w:val="clear" w:color="auto" w:fill="E9EDF6"/>
+            <w:shd w:val="clear" w:color="auto" w:fill="F7F3E8"/>
           </w:tcPr>
           <w:p>
             <w:pPr>
@@ -28367,7 +28687,7 @@
               <w:right w:w="150" w:type="dxa"/>
             </w:tcMar>
             <w:vAlign w:val="center"/>
-            <w:shd w:val="clear" w:color="auto" w:fill="E9EDF6"/>
+            <w:shd w:val="clear" w:color="auto" w:fill="F7F3E8"/>
           </w:tcPr>
           <w:p>
             <w:pPr>
@@ -28393,7 +28713,7 @@
               <w:right w:w="150" w:type="dxa"/>
             </w:tcMar>
             <w:vAlign w:val="center"/>
-            <w:shd w:val="clear" w:color="auto" w:fill="E9EDF6"/>
+            <w:shd w:val="clear" w:color="auto" w:fill="F7F3E8"/>
           </w:tcPr>
           <w:p>
             <w:pPr>
@@ -28471,7 +28791,7 @@
               <w:right w:w="150" w:type="dxa"/>
             </w:tcMar>
             <w:vAlign w:val="center"/>
-            <w:shd w:val="clear" w:color="auto" w:fill="E9EDF6"/>
+            <w:shd w:val="clear" w:color="auto" w:fill="F7F3E8"/>
           </w:tcPr>
           <w:p>
             <w:pPr>
@@ -28497,7 +28817,7 @@
               <w:right w:w="150" w:type="dxa"/>
             </w:tcMar>
             <w:vAlign w:val="center"/>
-            <w:shd w:val="clear" w:color="auto" w:fill="E9EDF6"/>
+            <w:shd w:val="clear" w:color="auto" w:fill="F7F3E8"/>
           </w:tcPr>
           <w:p>
             <w:pPr>
@@ -29085,6 +29405,26 @@
       </w:pPr>
       <w:r>
         <w:br w:type="page"/>
+      </w:r>
+    </w:p>
+    <w:p>
+      <w:pPr>
+        <w:pStyle w:val="Heading2"/>
+        <w:spacing w:before="0" w:after="0"/>
+        <w:pBdr>
+          <w:bottom w:val="none" w:sz="0" w:space="0" w:color="auto"/>
+        </w:pBdr>
+        <w:rPr>
+          <w:vanish/>
+          <w:sz w:val="2"/>
+        </w:rPr>
+      </w:pPr>
+      <w:r>
+        <w:rPr>
+          <w:vanish/>
+          <w:sz w:val="2"/>
+        </w:rPr>
+        <w:t>ACA-017: Technology Requirements Policy</w:t>
       </w:r>
     </w:p>
     <w:tbl>
@@ -29512,7 +29852,7 @@
               <w:right w:w="150" w:type="dxa"/>
             </w:tcMar>
             <w:vAlign w:val="center"/>
-            <w:shd w:val="clear" w:color="auto" w:fill="E9EDF6"/>
+            <w:shd w:val="clear" w:color="auto" w:fill="F7F3E8"/>
           </w:tcPr>
           <w:p>
             <w:pPr>
@@ -29538,7 +29878,7 @@
               <w:right w:w="150" w:type="dxa"/>
             </w:tcMar>
             <w:vAlign w:val="center"/>
-            <w:shd w:val="clear" w:color="auto" w:fill="E9EDF6"/>
+            <w:shd w:val="clear" w:color="auto" w:fill="F7F3E8"/>
           </w:tcPr>
           <w:p>
             <w:pPr>
@@ -29616,7 +29956,7 @@
               <w:right w:w="150" w:type="dxa"/>
             </w:tcMar>
             <w:vAlign w:val="center"/>
-            <w:shd w:val="clear" w:color="auto" w:fill="E9EDF6"/>
+            <w:shd w:val="clear" w:color="auto" w:fill="F7F3E8"/>
           </w:tcPr>
           <w:p>
             <w:pPr>
@@ -29642,7 +29982,7 @@
               <w:right w:w="150" w:type="dxa"/>
             </w:tcMar>
             <w:vAlign w:val="center"/>
-            <w:shd w:val="clear" w:color="auto" w:fill="E9EDF6"/>
+            <w:shd w:val="clear" w:color="auto" w:fill="F7F3E8"/>
           </w:tcPr>
           <w:p>
             <w:pPr>
@@ -29720,7 +30060,7 @@
               <w:right w:w="150" w:type="dxa"/>
             </w:tcMar>
             <w:vAlign w:val="center"/>
-            <w:shd w:val="clear" w:color="auto" w:fill="E9EDF6"/>
+            <w:shd w:val="clear" w:color="auto" w:fill="F7F3E8"/>
           </w:tcPr>
           <w:p>
             <w:pPr>
@@ -29746,7 +30086,7 @@
               <w:right w:w="150" w:type="dxa"/>
             </w:tcMar>
             <w:vAlign w:val="center"/>
-            <w:shd w:val="clear" w:color="auto" w:fill="E9EDF6"/>
+            <w:shd w:val="clear" w:color="auto" w:fill="F7F3E8"/>
           </w:tcPr>
           <w:p>
             <w:pPr>
@@ -29824,7 +30164,7 @@
               <w:right w:w="150" w:type="dxa"/>
             </w:tcMar>
             <w:vAlign w:val="center"/>
-            <w:shd w:val="clear" w:color="auto" w:fill="E9EDF6"/>
+            <w:shd w:val="clear" w:color="auto" w:fill="F7F3E8"/>
           </w:tcPr>
           <w:p>
             <w:pPr>
@@ -29850,7 +30190,7 @@
               <w:right w:w="150" w:type="dxa"/>
             </w:tcMar>
             <w:vAlign w:val="center"/>
-            <w:shd w:val="clear" w:color="auto" w:fill="E9EDF6"/>
+            <w:shd w:val="clear" w:color="auto" w:fill="F7F3E8"/>
           </w:tcPr>
           <w:p>
             <w:pPr>
@@ -30353,6 +30693,26 @@
       </w:pPr>
       <w:r>
         <w:br w:type="page"/>
+      </w:r>
+    </w:p>
+    <w:p>
+      <w:pPr>
+        <w:pStyle w:val="Heading2"/>
+        <w:spacing w:before="0" w:after="0"/>
+        <w:pBdr>
+          <w:bottom w:val="none" w:sz="0" w:space="0" w:color="auto"/>
+        </w:pBdr>
+        <w:rPr>
+          <w:vanish/>
+          <w:sz w:val="2"/>
+        </w:rPr>
+      </w:pPr>
+      <w:r>
+        <w:rPr>
+          <w:vanish/>
+          <w:sz w:val="2"/>
+        </w:rPr>
+        <w:t>ACA-018: Synchronous/Asynchronous Learning Policy</w:t>
       </w:r>
     </w:p>
     <w:tbl>
@@ -30757,7 +31117,7 @@
               <w:right w:w="150" w:type="dxa"/>
             </w:tcMar>
             <w:vAlign w:val="center"/>
-            <w:shd w:val="clear" w:color="auto" w:fill="E9EDF6"/>
+            <w:shd w:val="clear" w:color="auto" w:fill="F7F3E8"/>
           </w:tcPr>
           <w:p>
             <w:pPr>
@@ -30783,7 +31143,7 @@
               <w:right w:w="150" w:type="dxa"/>
             </w:tcMar>
             <w:vAlign w:val="center"/>
-            <w:shd w:val="clear" w:color="auto" w:fill="E9EDF6"/>
+            <w:shd w:val="clear" w:color="auto" w:fill="F7F3E8"/>
           </w:tcPr>
           <w:p>
             <w:pPr>
@@ -30861,7 +31221,7 @@
               <w:right w:w="150" w:type="dxa"/>
             </w:tcMar>
             <w:vAlign w:val="center"/>
-            <w:shd w:val="clear" w:color="auto" w:fill="E9EDF6"/>
+            <w:shd w:val="clear" w:color="auto" w:fill="F7F3E8"/>
           </w:tcPr>
           <w:p>
             <w:pPr>
@@ -30887,7 +31247,7 @@
               <w:right w:w="150" w:type="dxa"/>
             </w:tcMar>
             <w:vAlign w:val="center"/>
-            <w:shd w:val="clear" w:color="auto" w:fill="E9EDF6"/>
+            <w:shd w:val="clear" w:color="auto" w:fill="F7F3E8"/>
           </w:tcPr>
           <w:p>
             <w:pPr>
@@ -30965,7 +31325,7 @@
               <w:right w:w="150" w:type="dxa"/>
             </w:tcMar>
             <w:vAlign w:val="center"/>
-            <w:shd w:val="clear" w:color="auto" w:fill="E9EDF6"/>
+            <w:shd w:val="clear" w:color="auto" w:fill="F7F3E8"/>
           </w:tcPr>
           <w:p>
             <w:pPr>
@@ -30991,7 +31351,7 @@
               <w:right w:w="150" w:type="dxa"/>
             </w:tcMar>
             <w:vAlign w:val="center"/>
-            <w:shd w:val="clear" w:color="auto" w:fill="E9EDF6"/>
+            <w:shd w:val="clear" w:color="auto" w:fill="F7F3E8"/>
           </w:tcPr>
           <w:p>
             <w:pPr>
@@ -31069,7 +31429,7 @@
               <w:right w:w="150" w:type="dxa"/>
             </w:tcMar>
             <w:vAlign w:val="center"/>
-            <w:shd w:val="clear" w:color="auto" w:fill="E9EDF6"/>
+            <w:shd w:val="clear" w:color="auto" w:fill="F7F3E8"/>
           </w:tcPr>
           <w:p>
             <w:pPr>
@@ -31095,7 +31455,7 @@
               <w:right w:w="150" w:type="dxa"/>
             </w:tcMar>
             <w:vAlign w:val="center"/>
-            <w:shd w:val="clear" w:color="auto" w:fill="E9EDF6"/>
+            <w:shd w:val="clear" w:color="auto" w:fill="F7F3E8"/>
           </w:tcPr>
           <w:p>
             <w:pPr>
@@ -31607,6 +31967,26 @@
       </w:pPr>
       <w:r>
         <w:br w:type="page"/>
+      </w:r>
+    </w:p>
+    <w:p>
+      <w:pPr>
+        <w:pStyle w:val="Heading2"/>
+        <w:spacing w:before="0" w:after="0"/>
+        <w:pBdr>
+          <w:bottom w:val="none" w:sz="0" w:space="0" w:color="auto"/>
+        </w:pBdr>
+        <w:rPr>
+          <w:vanish/>
+          <w:sz w:val="2"/>
+        </w:rPr>
+      </w:pPr>
+      <w:r>
+        <w:rPr>
+          <w:vanish/>
+          <w:sz w:val="2"/>
+        </w:rPr>
+        <w:t>ACA-019: Virtual Faculty &amp; Student Support Policy</w:t>
       </w:r>
     </w:p>
     <w:tbl>
@@ -32011,7 +32391,7 @@
               <w:right w:w="150" w:type="dxa"/>
             </w:tcMar>
             <w:vAlign w:val="center"/>
-            <w:shd w:val="clear" w:color="auto" w:fill="E9EDF6"/>
+            <w:shd w:val="clear" w:color="auto" w:fill="F7F3E8"/>
           </w:tcPr>
           <w:p>
             <w:pPr>
@@ -32037,7 +32417,7 @@
               <w:right w:w="150" w:type="dxa"/>
             </w:tcMar>
             <w:vAlign w:val="center"/>
-            <w:shd w:val="clear" w:color="auto" w:fill="E9EDF6"/>
+            <w:shd w:val="clear" w:color="auto" w:fill="F7F3E8"/>
           </w:tcPr>
           <w:p>
             <w:pPr>
@@ -32115,7 +32495,7 @@
               <w:right w:w="150" w:type="dxa"/>
             </w:tcMar>
             <w:vAlign w:val="center"/>
-            <w:shd w:val="clear" w:color="auto" w:fill="E9EDF6"/>
+            <w:shd w:val="clear" w:color="auto" w:fill="F7F3E8"/>
           </w:tcPr>
           <w:p>
             <w:pPr>
@@ -32141,7 +32521,7 @@
               <w:right w:w="150" w:type="dxa"/>
             </w:tcMar>
             <w:vAlign w:val="center"/>
-            <w:shd w:val="clear" w:color="auto" w:fill="E9EDF6"/>
+            <w:shd w:val="clear" w:color="auto" w:fill="F7F3E8"/>
           </w:tcPr>
           <w:p>
             <w:pPr>
@@ -32219,7 +32599,7 @@
               <w:right w:w="150" w:type="dxa"/>
             </w:tcMar>
             <w:vAlign w:val="center"/>
-            <w:shd w:val="clear" w:color="auto" w:fill="E9EDF6"/>
+            <w:shd w:val="clear" w:color="auto" w:fill="F7F3E8"/>
           </w:tcPr>
           <w:p>
             <w:pPr>
@@ -32245,7 +32625,7 @@
               <w:right w:w="150" w:type="dxa"/>
             </w:tcMar>
             <w:vAlign w:val="center"/>
-            <w:shd w:val="clear" w:color="auto" w:fill="E9EDF6"/>
+            <w:shd w:val="clear" w:color="auto" w:fill="F7F3E8"/>
           </w:tcPr>
           <w:p>
             <w:pPr>
@@ -32323,7 +32703,7 @@
               <w:right w:w="150" w:type="dxa"/>
             </w:tcMar>
             <w:vAlign w:val="center"/>
-            <w:shd w:val="clear" w:color="auto" w:fill="E9EDF6"/>
+            <w:shd w:val="clear" w:color="auto" w:fill="F7F3E8"/>
           </w:tcPr>
           <w:p>
             <w:pPr>
@@ -32349,7 +32729,7 @@
               <w:right w:w="150" w:type="dxa"/>
             </w:tcMar>
             <w:vAlign w:val="center"/>
-            <w:shd w:val="clear" w:color="auto" w:fill="E9EDF6"/>
+            <w:shd w:val="clear" w:color="auto" w:fill="F7F3E8"/>
           </w:tcPr>
           <w:p>
             <w:pPr>
@@ -33131,11 +33511,14 @@
     <w:r>
       <w:rPr>
         <w:rFonts w:ascii="Fraunces" w:hAnsi="Fraunces"/>
+        <w:b w:val="0"/>
         <w:i/>
         <w:color w:val="5B6372"/>
         <w:sz w:val="19"/>
       </w:rPr>
-      <w:t>Academic Handbook</w:t>
+      <w:fldChar w:fldCharType="begin"/>
+      <w:instrText xml:space="preserve"> STYLEREF "Heading 2" \* MERGEFORMAT </w:instrText>
+      <w:fldChar w:fldCharType="end"/>
     </w:r>
   </w:p>
 </w:hdr>

--- a/AMIU_Academic_Handbook_2028.docx
+++ b/AMIU_Academic_Handbook_2028.docx
@@ -33491,6 +33491,7 @@
       <w:pBdr>
         <w:bottom w:val="single" w:sz="3" w:space="6" w:color="B08625"/>
       </w:pBdr>
+      <w:suppressAutoHyphens w:val="true"/>
     </w:pPr>
     <w:r/>
     <w:r>

--- a/AMIU_Academic_Handbook_2028.docx
+++ b/AMIU_Academic_Handbook_2028.docx
@@ -551,7 +551,7 @@
               <w:suppressAutoHyphens/>
             </w:pPr>
             <w:r>
-              <w:t xml:space="preserve">Constitution (AMIU-CON-001); Strategic Implementation Blueprint 2028–2050 (AMIU-SB-002); Institutional Governance Compendium (AMIU-IGC-004)</w:t>
+              <w:t xml:space="preserve">Constitution (AMIU-CON-001); Strategic Implementation Blueprint 2028–2050 (AMIU-SB-002); Institutional Governance Compendium (AMIU-IGC-004); Student Policies Handbook (AMIU-STUH-001); Operations Handbook (AMIU-OPSH-001)</w:t>
             </w:r>
           </w:p>
         </w:tc>

--- a/AMIU_Academic_Handbook_2028.docx
+++ b/AMIU_Academic_Handbook_2028.docx
@@ -551,7 +551,7 @@
               <w:suppressAutoHyphens/>
             </w:pPr>
             <w:r>
-              <w:t xml:space="preserve">Constitution (AMIU-CON-001); Strategic Implementation Blueprint 2028–2050 (AMIU-SB-002); Institutional Governance Compendium (AMIU-IGC-004); Student Policies Handbook (AMIU-STUH-001); Operations Handbook (AMIU-OPSH-001)</w:t>
+              <w:t xml:space="preserve">Constitution (AMIU-CON-001); Strategic Implementation Blueprint 2028–2050 (AMIU-SB-002); Institutional Governance Compendium (AMIU-IGC-004); Student Policies Handbook (AMIU-STUH-001); Operations Handbook (AMIU-OPSH-001); Legal &amp; Compliance Handbook (AMIU-LEGH-001)</w:t>
             </w:r>
           </w:p>
         </w:tc>

--- a/AMIU_Academic_Handbook_2028.docx
+++ b/AMIU_Academic_Handbook_2028.docx
@@ -551,7 +551,7 @@
               <w:suppressAutoHyphens/>
             </w:pPr>
             <w:r>
-              <w:t xml:space="preserve">Constitution (AMIU-CON-001); Strategic Implementation Blueprint 2028–2050 (AMIU-SB-002); Institutional Governance Compendium (AMIU-IGC-004); Student Policies Handbook (AMIU-STUH-001); Operations Handbook (AMIU-OPSH-001); Legal &amp; Compliance Handbook (AMIU-LEGH-001)</w:t>
+              <w:t xml:space="preserve">Constitution (AMIU-CON-001); Strategic Implementation Blueprint 2028–2050 (AMIU-SB-002); Institutional Governance Compendium (AMIU-IGC-004); Student Policies Handbook (AMIU-STUH-001); Operations Handbook (AMIU-OPSH-001); Legal &amp; Compliance Handbook (AMIU-LEGH-001); Marketing &amp; Communications Handbook (AMIU-MKTH-001)</w:t>
             </w:r>
           </w:p>
         </w:tc>
@@ -771,7 +771,7 @@
                 <w:bCs/>
                 <w:b/>
               </w:rPr>
-              <w:t xml:space="preserve">4</w:t>
+              <w:t xml:space="preserve">5</w:t>
             </w:r>
           </w:p>
         </w:tc>
@@ -828,7 +828,7 @@
                 <w:bCs/>
                 <w:b/>
               </w:rPr>
-              <w:t xml:space="preserve">8</w:t>
+              <w:t xml:space="preserve">9</w:t>
             </w:r>
           </w:p>
         </w:tc>
@@ -883,7 +883,7 @@
                 <w:bCs/>
                 <w:b/>
               </w:rPr>
-              <w:t xml:space="preserve">18</w:t>
+              <w:t xml:space="preserve">19</w:t>
             </w:r>
           </w:p>
         </w:tc>
@@ -940,7 +940,7 @@
                 <w:bCs/>
                 <w:b/>
               </w:rPr>
-              <w:t xml:space="preserve">26</w:t>
+              <w:t xml:space="preserve">27</w:t>
             </w:r>
           </w:p>
         </w:tc>
@@ -995,7 +995,7 @@
                 <w:bCs/>
                 <w:b/>
               </w:rPr>
-              <w:t xml:space="preserve">33</w:t>
+              <w:t xml:space="preserve">34</w:t>
             </w:r>
           </w:p>
         </w:tc>
@@ -1052,7 +1052,7 @@
                 <w:bCs/>
                 <w:b/>
               </w:rPr>
-              <w:t xml:space="preserve">41</w:t>
+              <w:t xml:space="preserve">42</w:t>
             </w:r>
           </w:p>
         </w:tc>
@@ -1107,7 +1107,7 @@
                 <w:bCs/>
                 <w:b/>
               </w:rPr>
-              <w:t xml:space="preserve">49</w:t>
+              <w:t xml:space="preserve">50</w:t>
             </w:r>
           </w:p>
         </w:tc>
@@ -1164,7 +1164,7 @@
                 <w:bCs/>
                 <w:b/>
               </w:rPr>
-              <w:t xml:space="preserve">56</w:t>
+              <w:t xml:space="preserve">57</w:t>
             </w:r>
           </w:p>
         </w:tc>
@@ -1219,7 +1219,7 @@
                 <w:bCs/>
                 <w:b/>
               </w:rPr>
-              <w:t xml:space="preserve">62</w:t>
+              <w:t xml:space="preserve">63</w:t>
             </w:r>
           </w:p>
         </w:tc>
@@ -1276,7 +1276,7 @@
                 <w:bCs/>
                 <w:b/>
               </w:rPr>
-              <w:t xml:space="preserve">68</w:t>
+              <w:t xml:space="preserve">69</w:t>
             </w:r>
           </w:p>
         </w:tc>
@@ -1331,7 +1331,7 @@
                 <w:bCs/>
                 <w:b/>
               </w:rPr>
-              <w:t xml:space="preserve">73</w:t>
+              <w:t xml:space="preserve">74</w:t>
             </w:r>
           </w:p>
         </w:tc>
@@ -1388,7 +1388,7 @@
                 <w:bCs/>
                 <w:b/>
               </w:rPr>
-              <w:t xml:space="preserve">77</w:t>
+              <w:t xml:space="preserve">78</w:t>
             </w:r>
           </w:p>
         </w:tc>
@@ -1443,7 +1443,7 @@
                 <w:bCs/>
                 <w:b/>
               </w:rPr>
-              <w:t xml:space="preserve">82</w:t>
+              <w:t xml:space="preserve">83</w:t>
             </w:r>
           </w:p>
         </w:tc>
@@ -1500,7 +1500,7 @@
                 <w:bCs/>
                 <w:b/>
               </w:rPr>
-              <w:t xml:space="preserve">88</w:t>
+              <w:t xml:space="preserve">89</w:t>
             </w:r>
           </w:p>
         </w:tc>
@@ -1555,7 +1555,7 @@
                 <w:bCs/>
                 <w:b/>
               </w:rPr>
-              <w:t xml:space="preserve">94</w:t>
+              <w:t xml:space="preserve">95</w:t>
             </w:r>
           </w:p>
         </w:tc>
@@ -1612,7 +1612,7 @@
                 <w:bCs/>
                 <w:b/>
               </w:rPr>
-              <w:t xml:space="preserve">98</w:t>
+              <w:t xml:space="preserve">99</w:t>
             </w:r>
           </w:p>
         </w:tc>
@@ -1667,7 +1667,7 @@
                 <w:bCs/>
                 <w:b/>
               </w:rPr>
-              <w:t xml:space="preserve">104</w:t>
+              <w:t xml:space="preserve">105</w:t>
             </w:r>
           </w:p>
         </w:tc>
@@ -1724,7 +1724,7 @@
                 <w:bCs/>
                 <w:b/>
               </w:rPr>
-              <w:t xml:space="preserve">109</w:t>
+              <w:t xml:space="preserve">110</w:t>
             </w:r>
           </w:p>
         </w:tc>
@@ -1779,7 +1779,7 @@
                 <w:bCs/>
                 <w:b/>
               </w:rPr>
-              <w:t xml:space="preserve">113</w:t>
+              <w:t xml:space="preserve">114</w:t>
             </w:r>
           </w:p>
         </w:tc>
@@ -1836,7 +1836,7 @@
                 <w:bCs/>
                 <w:b/>
               </w:rPr>
-              <w:t xml:space="preserve">117</w:t>
+              <w:t xml:space="preserve">118</w:t>
             </w:r>
           </w:p>
         </w:tc>
@@ -1891,7 +1891,7 @@
                 <w:bCs/>
                 <w:b/>
               </w:rPr>
-              <w:t xml:space="preserve">121</w:t>
+              <w:t xml:space="preserve">122</w:t>
             </w:r>
           </w:p>
         </w:tc>

--- a/AMIU_Academic_Handbook_2028.docx
+++ b/AMIU_Academic_Handbook_2028.docx
@@ -551,7 +551,7 @@
               <w:suppressAutoHyphens/>
             </w:pPr>
             <w:r>
-              <w:t xml:space="preserve">Constitution (AMIU-CON-001); Strategic Implementation Blueprint 2028–2050 (AMIU-SB-002); Institutional Governance Compendium (AMIU-IGC-004); Student Policies Handbook (AMIU-STUH-001); Operations Handbook (AMIU-OPSH-001); Legal &amp; Compliance Handbook (AMIU-LEGH-001); Marketing &amp; Communications Handbook (AMIU-MKTH-001)</w:t>
+              <w:t xml:space="preserve">Constitution (AMIU-CON-001); Strategic Implementation Blueprint 2028–2050 (AMIU-SB-002); Institutional Governance Compendium (AMIU-IGC-004); Student Policies Handbook (AMIU-STUH-001); Operations Handbook (AMIU-OPSH-001); Legal &amp; Compliance Handbook (AMIU-LEGH-001); Marketing &amp; Communications Handbook (AMIU-MKTH-001); Waqf &amp; Research Handbook (AMIU-WAQH-001)</w:t>
             </w:r>
           </w:p>
         </w:tc>
